--- a/svoyo-delo/대본/4부/08화_Proslezhivaemost.docx
+++ b/svoyo-delo/대본/4부/08화_Proslezhivaemost.docx
@@ -404,7 +404,7 @@
         <w:t xml:space="preserve"> </w:t>
       </w:r>
       <w:r>
-        <w:t xml:space="preserve">- 규칙: 지문 없음. 전 화 100% 「화자명: 대사」. 1턴 15단어 이내 + 긴 턴 10~15회(25~35단어). 문법 초점(B2): 상태 피동(использован, предназначен), 조건·결과(Если у неё заработает — заработает везде), 대조(не… а…).</w:t>
+        <w:t xml:space="preserve">- 규칙: 지문 없음. 전 화 100% 「화자명: 대사」. 1턴 20단어 이내 + 긴 턴 10~15회(30~50단어). 문법 초점(B2): 상태 피동(использован, предназначен), 조건·결과(Если у неё заработает — заработает везде), 대조(не… а…).</w:t>
       </w:r>
       <w:r>
         <w:t xml:space="preserve"> </w:t>
@@ -1127,31 +1127,31 @@
         <w:pStyle w:val="FirstParagraph"/>
       </w:pPr>
       <w:r>
-        <w:t xml:space="preserve">RUSTAM: Контейнер вскрыт. Первая коробка. Алексей Николаевич, смотрите сюда. Новая наклейка.</w:t>
-      </w:r>
-    </w:p>
-    <w:p>
-      <w:pPr>
-        <w:pStyle w:val="BodyText"/>
-      </w:pPr>
-      <w:r>
-        <w:t xml:space="preserve">ALEKSEY: Квадратик. Как на лекарствах в аптеке.</w:t>
-      </w:r>
-    </w:p>
-    <w:p>
-      <w:pPr>
-        <w:pStyle w:val="BodyText"/>
-      </w:pPr>
-      <w:r>
-        <w:t xml:space="preserve">RUSTAM: Дата-матрица. На каждой коробке и на каждом шприце. Сканирую телефоном. Вот.</w:t>
-      </w:r>
-    </w:p>
-    <w:p>
-      <w:pPr>
-        <w:pStyle w:val="BodyText"/>
-      </w:pPr>
-      <w:r>
-        <w:t xml:space="preserve">ALEKSEY: Что показывает?</w:t>
+        <w:t xml:space="preserve">RUSTAM: Контейнер вскрыт, вот первая коробка. Алексей Николаевич, посмотрите сюда: здесь новая наклейка.</w:t>
+      </w:r>
+    </w:p>
+    <w:p>
+      <w:pPr>
+        <w:pStyle w:val="BodyText"/>
+      </w:pPr>
+      <w:r>
+        <w:t xml:space="preserve">ALEKSEY: Маленький квадратик, совсем как на лекарствах, которые продают в аптеке.</w:t>
+      </w:r>
+    </w:p>
+    <w:p>
+      <w:pPr>
+        <w:pStyle w:val="BodyText"/>
+      </w:pPr>
+      <w:r>
+        <w:t xml:space="preserve">RUSTAM: Это дата-матрица. Она есть на каждой коробке и на каждом шприце, и я сканирую её телефоном. Вот так.</w:t>
+      </w:r>
+    </w:p>
+    <w:p>
+      <w:pPr>
+        <w:pStyle w:val="BodyText"/>
+      </w:pPr>
+      <w:r>
+        <w:t xml:space="preserve">ALEKSEY: И что же она показывает, когда её сканируешь?</w:t>
       </w:r>
     </w:p>
     <w:p>
@@ -1167,79 +1167,79 @@
         <w:pStyle w:val="BodyText"/>
       </w:pPr>
       <w:r>
-        <w:t xml:space="preserve">SOHEE: Работает? Москва, вы видите? У нас — тоже видно.</w:t>
-      </w:r>
-    </w:p>
-    <w:p>
-      <w:pPr>
-        <w:pStyle w:val="BodyText"/>
-      </w:pPr>
-      <w:r>
-        <w:t xml:space="preserve">DOYUN: Госпожа Чон говорит: она видит ваш скан в Вонджу. Через три секунды после вас.</w:t>
-      </w:r>
-    </w:p>
-    <w:p>
-      <w:pPr>
-        <w:pStyle w:val="BodyText"/>
-      </w:pPr>
-      <w:r>
-        <w:t xml:space="preserve">ALEKSEY: Три секунды. От Подольска до Вонджу.</w:t>
-      </w:r>
-    </w:p>
-    <w:p>
-      <w:pPr>
-        <w:pStyle w:val="BodyText"/>
-      </w:pPr>
-      <w:r>
-        <w:t xml:space="preserve">NIKOLAY: Это что, теперь коробки сами себя считают?</w:t>
-      </w:r>
-    </w:p>
-    <w:p>
-      <w:pPr>
-        <w:pStyle w:val="BodyText"/>
-      </w:pPr>
-      <w:r>
-        <w:t xml:space="preserve">ALEKSEY: Папа? Ты же в последний понедельник приходишь. Сегодня первый.</w:t>
-      </w:r>
-    </w:p>
-    <w:p>
-      <w:pPr>
-        <w:pStyle w:val="BodyText"/>
-      </w:pPr>
-      <w:r>
-        <w:t xml:space="preserve">NIKOLAY: Сегодня особый. Новый контейнер. Я хотел посмотреть, как это — без моего карандаша.</w:t>
-      </w:r>
-    </w:p>
-    <w:p>
-      <w:pPr>
-        <w:pStyle w:val="BodyText"/>
-      </w:pPr>
-      <w:r>
-        <w:t xml:space="preserve">RUSTAM: С карандашом, Николай Петрович. Скан — это одно. Ваш пересчёт — другое. Одно проверяет другое.</w:t>
-      </w:r>
-    </w:p>
-    <w:p>
-      <w:pPr>
-        <w:pStyle w:val="BodyText"/>
-      </w:pPr>
-      <w:r>
-        <w:t xml:space="preserve">NIKOLAY: Вот. Правильно. Машина врёт так же, как человек. Только быстрее.</w:t>
-      </w:r>
-    </w:p>
-    <w:p>
-      <w:pPr>
-        <w:pStyle w:val="BodyText"/>
-      </w:pPr>
-      <w:r>
-        <w:t xml:space="preserve">DOYUN: Госпожа Чон смеётся. Она говорит: ваш отец прав. Поэтому у нас тоже два контроля.</w:t>
-      </w:r>
-    </w:p>
-    <w:p>
-      <w:pPr>
-        <w:pStyle w:val="BodyText"/>
-      </w:pPr>
-      <w:r>
-        <w:t xml:space="preserve">ALEKSEY: Тысяча коробок. Тысяча сканов. Рустам, сколько это займёт?</w:t>
+        <w:t xml:space="preserve">SOHEE: Работает? Москва, вы это видите? У нас тоже всё прекрасно видно.</w:t>
+      </w:r>
+    </w:p>
+    <w:p>
+      <w:pPr>
+        <w:pStyle w:val="BodyText"/>
+      </w:pPr>
+      <w:r>
+        <w:t xml:space="preserve">DOYUN: Госпожа Чон говорит, что видит ваш скан в Вонджу всего через три секунды после вас.</w:t>
+      </w:r>
+    </w:p>
+    <w:p>
+      <w:pPr>
+        <w:pStyle w:val="BodyText"/>
+      </w:pPr>
+      <w:r>
+        <w:t xml:space="preserve">ALEKSEY: Три секунды от Подольска до Вонджу, просто невероятно.</w:t>
+      </w:r>
+    </w:p>
+    <w:p>
+      <w:pPr>
+        <w:pStyle w:val="BodyText"/>
+      </w:pPr>
+      <w:r>
+        <w:t xml:space="preserve">NIKOLAY: Это что же, теперь коробки сами себя считают?</w:t>
+      </w:r>
+    </w:p>
+    <w:p>
+      <w:pPr>
+        <w:pStyle w:val="BodyText"/>
+      </w:pPr>
+      <w:r>
+        <w:t xml:space="preserve">ALEKSEY: Папа? Ты же обычно приходишь в последний понедельник, а сегодня первый.</w:t>
+      </w:r>
+    </w:p>
+    <w:p>
+      <w:pPr>
+        <w:pStyle w:val="BodyText"/>
+      </w:pPr>
+      <w:r>
+        <w:t xml:space="preserve">NIKOLAY: Сегодня день особый, ведь пришёл новый контейнер. Я хотел посмотреть, как это бывает без моего карандаша.</w:t>
+      </w:r>
+    </w:p>
+    <w:p>
+      <w:pPr>
+        <w:pStyle w:val="BodyText"/>
+      </w:pPr>
+      <w:r>
+        <w:t xml:space="preserve">RUSTAM: С карандашом, Николай Петрович. Скан — это одно, а ваш пересчёт — другое, и одно проверяет другое.</w:t>
+      </w:r>
+    </w:p>
+    <w:p>
+      <w:pPr>
+        <w:pStyle w:val="BodyText"/>
+      </w:pPr>
+      <w:r>
+        <w:t xml:space="preserve">NIKOLAY: Вот это правильно. Машина врёт так же, как человек, только быстрее.</w:t>
+      </w:r>
+    </w:p>
+    <w:p>
+      <w:pPr>
+        <w:pStyle w:val="BodyText"/>
+      </w:pPr>
+      <w:r>
+        <w:t xml:space="preserve">DOYUN: Госпожа Чон смеётся. Она говорит, что ваш отец прав, поэтому у нас тоже два контроля.</w:t>
+      </w:r>
+    </w:p>
+    <w:p>
+      <w:pPr>
+        <w:pStyle w:val="BodyText"/>
+      </w:pPr>
+      <w:r>
+        <w:t xml:space="preserve">ALEKSEY: Тысяча коробок — это тысяча сканов. Рустам, сколько это займёт времени?</w:t>
       </w:r>
     </w:p>
     <w:bookmarkEnd w:id="21"/>
@@ -1257,279 +1257,279 @@
         <w:pStyle w:val="FirstParagraph"/>
       </w:pPr>
       <w:r>
-        <w:t xml:space="preserve">EGOR: Сорок минут на тысячу коробок. Теперь схема. Четыре статуса. Склад. Клиника. Использован. И красный.</w:t>
-      </w:r>
-    </w:p>
-    <w:p>
-      <w:pPr>
-        <w:pStyle w:val="BodyText"/>
-      </w:pPr>
-      <w:r>
-        <w:t xml:space="preserve">IRINA: Медленно, Егор. Мы не программисты.</w:t>
-      </w:r>
-    </w:p>
-    <w:p>
-      <w:pPr>
-        <w:pStyle w:val="BodyText"/>
-      </w:pPr>
-      <w:r>
-        <w:t xml:space="preserve">EGOR: Хорошо. Шприц приходит на склад — Рустам сканирует. Статус «склад». Отгружаем в клинику — сканируем снова. Статус «клиника» и имя клиники. Каждый шаг остаётся в базе навсегда.</w:t>
-      </w:r>
-    </w:p>
-    <w:p>
-      <w:pPr>
-        <w:pStyle w:val="BodyText"/>
-      </w:pPr>
-      <w:r>
-        <w:t xml:space="preserve">OLGA: А дальше?</w:t>
-      </w:r>
-    </w:p>
-    <w:p>
-      <w:pPr>
-        <w:pStyle w:val="BodyText"/>
-      </w:pPr>
-      <w:r>
-        <w:t xml:space="preserve">EGOR: Дальше медсестра вскрывает шприц перед процедурой. Сканирует. Статус «использован». Всё. Жизнь шприца закончена.</w:t>
-      </w:r>
-    </w:p>
-    <w:p>
-      <w:pPr>
-        <w:pStyle w:val="BodyText"/>
-      </w:pPr>
-      <w:r>
-        <w:t xml:space="preserve">KIRILL: А если кто-то сканирует его ещё раз?</w:t>
-      </w:r>
-    </w:p>
-    <w:p>
-      <w:pPr>
-        <w:pStyle w:val="BodyText"/>
-      </w:pPr>
-      <w:r>
-        <w:t xml:space="preserve">EGOR: Тогда красный. Система пишет: «Этот код уже использован тогда-то, там-то. Позвоните на линию». И линия видит это сразу, в ту же секунду, на большом экране у Зои.</w:t>
-      </w:r>
-    </w:p>
-    <w:p>
-      <w:pPr>
-        <w:pStyle w:val="BodyText"/>
-      </w:pPr>
-      <w:r>
-        <w:t xml:space="preserve">IRINA: Это то, что я хотела в январе. Не «есть», а «где» и «сколько раз».</w:t>
-      </w:r>
-    </w:p>
-    <w:p>
-      <w:pPr>
-        <w:pStyle w:val="BodyText"/>
-      </w:pPr>
-      <w:r>
-        <w:t xml:space="preserve">EGOR: Именно. Номер можно скопировать. Картинку можно напечатать. Но использовать код можно только один раз. Второй раз он уже чужой, даже если напечатан на лучшем принтере.</w:t>
-      </w:r>
-    </w:p>
-    <w:p>
-      <w:pPr>
-        <w:pStyle w:val="BodyText"/>
-      </w:pPr>
-      <w:r>
-        <w:t xml:space="preserve">DIMA: А пациентка? Она может проверить?</w:t>
-      </w:r>
-    </w:p>
-    <w:p>
-      <w:pPr>
-        <w:pStyle w:val="BodyText"/>
-      </w:pPr>
-      <w:r>
-        <w:t xml:space="preserve">EGOR: Может. Медсестра клеит маленькую наклейку в карту пациентки. Пациентка сканирует дома, телефоном. Видит: оригинал, для России, клиника такая-то, дата. Больше ничего ей знать не нужно.</w:t>
-      </w:r>
-    </w:p>
-    <w:p>
-      <w:pPr>
-        <w:pStyle w:val="BodyText"/>
-      </w:pPr>
-      <w:r>
-        <w:t xml:space="preserve">OLGA: Без фамилии пациентки. Без телефона. Без всего личного.</w:t>
-      </w:r>
-    </w:p>
-    <w:p>
-      <w:pPr>
-        <w:pStyle w:val="BodyText"/>
-      </w:pPr>
-      <w:r>
-        <w:t xml:space="preserve">EGOR: Без. Мы храним только жизнь шприца. Не жизнь человека.</w:t>
-      </w:r>
-    </w:p>
-    <w:p>
-      <w:pPr>
-        <w:pStyle w:val="BodyText"/>
-      </w:pPr>
-      <w:r>
-        <w:t xml:space="preserve">OLGA: Тогда закон о персональных данных нам не мешает. Хорошо. Зайцев проверит, но хорошо.</w:t>
-      </w:r>
-    </w:p>
-    <w:p>
-      <w:pPr>
-        <w:pStyle w:val="BodyText"/>
-      </w:pPr>
-      <w:r>
-        <w:t xml:space="preserve">IRINA: Цена. Егор, сколько?</w:t>
-      </w:r>
-    </w:p>
-    <w:p>
-      <w:pPr>
-        <w:pStyle w:val="BodyText"/>
-      </w:pPr>
-      <w:r>
-        <w:t xml:space="preserve">EGOR: Разработка — три миллиона двести. Поддержка — девяносто тысяч в месяц. Серверы в России, по закону.</w:t>
-      </w:r>
-    </w:p>
-    <w:p>
-      <w:pPr>
-        <w:pStyle w:val="BodyText"/>
-      </w:pPr>
-      <w:r>
-        <w:t xml:space="preserve">IRINA: Три двести. Это почти половина прибыли за прошлый год.</w:t>
-      </w:r>
-    </w:p>
-    <w:p>
-      <w:pPr>
-        <w:pStyle w:val="BodyText"/>
-      </w:pPr>
-      <w:r>
-        <w:t xml:space="preserve">ALEKSEY: Почти половина. И то, ради чего мы в прошлом году эту прибыль зарабатывали.</w:t>
-      </w:r>
-    </w:p>
-    <w:p>
-      <w:pPr>
-        <w:pStyle w:val="BodyText"/>
-      </w:pPr>
-      <w:r>
-        <w:t xml:space="preserve">IRINA: Алексей, я не спорю. Я называю цифру. Чтобы потом никто не сказал, что не знал.</w:t>
-      </w:r>
-    </w:p>
-    <w:p>
-      <w:pPr>
-        <w:pStyle w:val="BodyText"/>
-      </w:pPr>
-      <w:r>
-        <w:t xml:space="preserve">KIRILL: А Сеул? Они же печатают коды. Это их деньги?</w:t>
-      </w:r>
-    </w:p>
-    <w:p>
-      <w:pPr>
-        <w:pStyle w:val="BodyText"/>
-      </w:pPr>
-      <w:r>
-        <w:t xml:space="preserve">ALEKSEY: Их. Каждая коробка для всего мира. Президент сказал: стыд стоит дороже.</w:t>
-      </w:r>
-    </w:p>
-    <w:p>
-      <w:pPr>
-        <w:pStyle w:val="BodyText"/>
-      </w:pPr>
-      <w:r>
-        <w:t xml:space="preserve">DIMA: Можно про клиники? Медсестре нужен сканер?</w:t>
-      </w:r>
-    </w:p>
-    <w:p>
-      <w:pPr>
-        <w:pStyle w:val="BodyText"/>
-      </w:pPr>
-      <w:r>
-        <w:t xml:space="preserve">EGOR: Нет. Телефон. Приложение или просто камера. Три секунды.</w:t>
-      </w:r>
-    </w:p>
-    <w:p>
-      <w:pPr>
-        <w:pStyle w:val="BodyText"/>
-      </w:pPr>
-      <w:r>
-        <w:t xml:space="preserve">DIMA: Три секунды — это хорошо. Но я знаю клиники. В пятницу вечером медсестре не до сканов.</w:t>
-      </w:r>
-    </w:p>
-    <w:p>
-      <w:pPr>
-        <w:pStyle w:val="BodyText"/>
-      </w:pPr>
-      <w:r>
-        <w:t xml:space="preserve">OLGA: Вот это настоящий вопрос. Система работает, пока ею пользуются.</w:t>
-      </w:r>
-    </w:p>
-    <w:p>
-      <w:pPr>
-        <w:pStyle w:val="BodyText"/>
-      </w:pPr>
-      <w:r>
-        <w:t xml:space="preserve">EGOR: Поэтому — пилот. Одна сеть. Месяц. Смотрим, где ломается.</w:t>
-      </w:r>
-    </w:p>
-    <w:p>
-      <w:pPr>
-        <w:pStyle w:val="BodyText"/>
-      </w:pPr>
-      <w:r>
-        <w:t xml:space="preserve">ALEKSEY: Какая сеть?</w:t>
-      </w:r>
-    </w:p>
-    <w:p>
-      <w:pPr>
-        <w:pStyle w:val="BodyText"/>
-      </w:pPr>
-      <w:r>
-        <w:t xml:space="preserve">DIMA: «Эстетика». Галина Петровна. Шесть клиник. Если у неё заработает — заработает везде.</w:t>
-      </w:r>
-    </w:p>
-    <w:p>
-      <w:pPr>
-        <w:pStyle w:val="BodyText"/>
-      </w:pPr>
-      <w:r>
-        <w:t xml:space="preserve">IRINA: Резник? Она же торгуется за каждый процент.</w:t>
-      </w:r>
-    </w:p>
-    <w:p>
-      <w:pPr>
-        <w:pStyle w:val="BodyText"/>
-      </w:pPr>
-      <w:r>
-        <w:t xml:space="preserve">DIMA: Поэтому. Если она скажет «да» — значит, это выгодно. Ей не нужно наше «честно». Ей нужно «удобно». А когда честно совпадает с удобно, Резник покупает первой.</w:t>
-      </w:r>
-    </w:p>
-    <w:p>
-      <w:pPr>
-        <w:pStyle w:val="BodyText"/>
-      </w:pPr>
-      <w:r>
-        <w:t xml:space="preserve">ALEKSEY: Звоните Резник. Сегодня. Пилот — с завтрашнего дня.</w:t>
-      </w:r>
-    </w:p>
-    <w:p>
-      <w:pPr>
-        <w:pStyle w:val="BodyText"/>
-      </w:pPr>
-      <w:r>
-        <w:t xml:space="preserve">EGOR: Завтра? Я планировал через неделю.</w:t>
-      </w:r>
-    </w:p>
-    <w:p>
-      <w:pPr>
-        <w:pStyle w:val="BodyText"/>
-      </w:pPr>
-      <w:r>
-        <w:t xml:space="preserve">ALEKSEY: Егор, у нас девять копий нашего номера в разных городах. Неделя — это ещё девять.</w:t>
-      </w:r>
-    </w:p>
-    <w:p>
-      <w:pPr>
-        <w:pStyle w:val="BodyText"/>
-      </w:pPr>
-      <w:r>
-        <w:t xml:space="preserve">EGOR: Понял. Завтра. Я не буду спать.</w:t>
-      </w:r>
-    </w:p>
-    <w:p>
-      <w:pPr>
-        <w:pStyle w:val="BodyText"/>
-      </w:pPr>
-      <w:r>
-        <w:t xml:space="preserve">IRINA: Спать будете. Это не обсуждается. Усталый программист — это ещё одна дыра.</w:t>
+        <w:t xml:space="preserve">EGOR: Сорок минут на тысячу коробок. Теперь схема: у шприца четыре статуса — склад, клиника, использован и красный.</w:t>
+      </w:r>
+    </w:p>
+    <w:p>
+      <w:pPr>
+        <w:pStyle w:val="BodyText"/>
+      </w:pPr>
+      <w:r>
+        <w:t xml:space="preserve">IRINA: Помедленнее, Егор, пожалуйста. Мы ведь не программисты.</w:t>
+      </w:r>
+    </w:p>
+    <w:p>
+      <w:pPr>
+        <w:pStyle w:val="BodyText"/>
+      </w:pPr>
+      <w:r>
+        <w:t xml:space="preserve">EGOR: Хорошо. Шприц приходит на склад, Рустам его сканирует, и статус становится «склад». Когда отгружаем в клинику, сканируем снова, и статус становится «клиника» с именем клиники. Каждый шаг остаётся в базе навсегда.</w:t>
+      </w:r>
+    </w:p>
+    <w:p>
+      <w:pPr>
+        <w:pStyle w:val="BodyText"/>
+      </w:pPr>
+      <w:r>
+        <w:t xml:space="preserve">OLGA: А что происходит со шприцем дальше?</w:t>
+      </w:r>
+    </w:p>
+    <w:p>
+      <w:pPr>
+        <w:pStyle w:val="BodyText"/>
+      </w:pPr>
+      <w:r>
+        <w:t xml:space="preserve">EGOR: Дальше медсестра перед процедурой вскрывает шприц и сканирует его. Статус становится «использован», и на этом жизнь шприца закончена.</w:t>
+      </w:r>
+    </w:p>
+    <w:p>
+      <w:pPr>
+        <w:pStyle w:val="BodyText"/>
+      </w:pPr>
+      <w:r>
+        <w:t xml:space="preserve">KIRILL: А если кто-то отсканирует его ещё раз?</w:t>
+      </w:r>
+    </w:p>
+    <w:p>
+      <w:pPr>
+        <w:pStyle w:val="BodyText"/>
+      </w:pPr>
+      <w:r>
+        <w:t xml:space="preserve">EGOR: Тогда будет красный. Система пишет: «Этот код уже использован тогда-то, там-то. Позвоните на линию». И линия видит это сразу, в ту же самую секунду, на большом экране у Зои, даже если никто не позвонил.</w:t>
+      </w:r>
+    </w:p>
+    <w:p>
+      <w:pPr>
+        <w:pStyle w:val="BodyText"/>
+      </w:pPr>
+      <w:r>
+        <w:t xml:space="preserve">IRINA: Это как раз то, что я хотела в январе: не «есть», а «где» и «сколько раз».</w:t>
+      </w:r>
+    </w:p>
+    <w:p>
+      <w:pPr>
+        <w:pStyle w:val="BodyText"/>
+      </w:pPr>
+      <w:r>
+        <w:t xml:space="preserve">EGOR: Именно. Номер можно скопировать, и картинку можно напечатать. Но использовать код можно только один раз. Во второй раз он уже чужой, даже если его напечатали на самом лучшем принтере в мире.</w:t>
+      </w:r>
+    </w:p>
+    <w:p>
+      <w:pPr>
+        <w:pStyle w:val="BodyText"/>
+      </w:pPr>
+      <w:r>
+        <w:t xml:space="preserve">DIMA: А пациентка? Она тоже может это проверить?</w:t>
+      </w:r>
+    </w:p>
+    <w:p>
+      <w:pPr>
+        <w:pStyle w:val="BodyText"/>
+      </w:pPr>
+      <w:r>
+        <w:t xml:space="preserve">EGOR: Может. Медсестра клеит маленькую наклейку в карту пациентки, и пациентка сканирует её дома телефоном. Она видит: оригинал, для России, такая-то клиника и дата. Больше ей ничего знать не нужно, и это очень важно.</w:t>
+      </w:r>
+    </w:p>
+    <w:p>
+      <w:pPr>
+        <w:pStyle w:val="BodyText"/>
+      </w:pPr>
+      <w:r>
+        <w:t xml:space="preserve">OLGA: И всё это без фамилии пациентки, без телефона и без всего личного?</w:t>
+      </w:r>
+    </w:p>
+    <w:p>
+      <w:pPr>
+        <w:pStyle w:val="BodyText"/>
+      </w:pPr>
+      <w:r>
+        <w:t xml:space="preserve">EGOR: Да, без всего этого. Мы храним только жизнь шприца. Не жизнь человека.</w:t>
+      </w:r>
+    </w:p>
+    <w:p>
+      <w:pPr>
+        <w:pStyle w:val="BodyText"/>
+      </w:pPr>
+      <w:r>
+        <w:t xml:space="preserve">OLGA: Тогда закон о персональных данных нам не мешает. Хорошо. Зайцев, конечно, проверит, но это хорошо.</w:t>
+      </w:r>
+    </w:p>
+    <w:p>
+      <w:pPr>
+        <w:pStyle w:val="BodyText"/>
+      </w:pPr>
+      <w:r>
+        <w:t xml:space="preserve">IRINA: Теперь цена. Егор, сколько всё это стоит?</w:t>
+      </w:r>
+    </w:p>
+    <w:p>
+      <w:pPr>
+        <w:pStyle w:val="BodyText"/>
+      </w:pPr>
+      <w:r>
+        <w:t xml:space="preserve">EGOR: Разработка стоит три миллиона двести, поддержка — девяносто тысяч в месяц. Серверы будут в России, как требует закон.</w:t>
+      </w:r>
+    </w:p>
+    <w:p>
+      <w:pPr>
+        <w:pStyle w:val="BodyText"/>
+      </w:pPr>
+      <w:r>
+        <w:t xml:space="preserve">IRINA: Три миллиона двести… Это почти половина нашей прибыли за прошлый год.</w:t>
+      </w:r>
+    </w:p>
+    <w:p>
+      <w:pPr>
+        <w:pStyle w:val="BodyText"/>
+      </w:pPr>
+      <w:r>
+        <w:t xml:space="preserve">ALEKSEY: Почти половина. Но это и есть то, ради чего мы в прошлом году эту прибыль зарабатывали.</w:t>
+      </w:r>
+    </w:p>
+    <w:p>
+      <w:pPr>
+        <w:pStyle w:val="BodyText"/>
+      </w:pPr>
+      <w:r>
+        <w:t xml:space="preserve">IRINA: Алексей, я не спорю, я просто называю цифру, чтобы потом никто не сказал, что не знал.</w:t>
+      </w:r>
+    </w:p>
+    <w:p>
+      <w:pPr>
+        <w:pStyle w:val="BodyText"/>
+      </w:pPr>
+      <w:r>
+        <w:t xml:space="preserve">KIRILL: А Сеул? Ведь коды печатают они. Это их деньги?</w:t>
+      </w:r>
+    </w:p>
+    <w:p>
+      <w:pPr>
+        <w:pStyle w:val="BodyText"/>
+      </w:pPr>
+      <w:r>
+        <w:t xml:space="preserve">ALEKSEY: Их. Коды будут на каждой коробке для всего мира. Президент сказал, что стыд стоит дороже.</w:t>
+      </w:r>
+    </w:p>
+    <w:p>
+      <w:pPr>
+        <w:pStyle w:val="BodyText"/>
+      </w:pPr>
+      <w:r>
+        <w:t xml:space="preserve">DIMA: Можно про клиники? Медсестре нужен будет специальный сканер?</w:t>
+      </w:r>
+    </w:p>
+    <w:p>
+      <w:pPr>
+        <w:pStyle w:val="BodyText"/>
+      </w:pPr>
+      <w:r>
+        <w:t xml:space="preserve">EGOR: Нет, нужен только телефон: приложение или просто камера. Это занимает три секунды.</w:t>
+      </w:r>
+    </w:p>
+    <w:p>
+      <w:pPr>
+        <w:pStyle w:val="BodyText"/>
+      </w:pPr>
+      <w:r>
+        <w:t xml:space="preserve">DIMA: Три секунды — это хорошо. Но я знаю клиники: в пятницу вечером медсестре точно не до сканов.</w:t>
+      </w:r>
+    </w:p>
+    <w:p>
+      <w:pPr>
+        <w:pStyle w:val="BodyText"/>
+      </w:pPr>
+      <w:r>
+        <w:t xml:space="preserve">OLGA: Вот это и есть настоящий вопрос. Система работает только до тех пор, пока ею пользуются.</w:t>
+      </w:r>
+    </w:p>
+    <w:p>
+      <w:pPr>
+        <w:pStyle w:val="BodyText"/>
+      </w:pPr>
+      <w:r>
+        <w:t xml:space="preserve">EGOR: Поэтому нужен пилот: одна сеть и один месяц. Посмотрим, где система ломается.</w:t>
+      </w:r>
+    </w:p>
+    <w:p>
+      <w:pPr>
+        <w:pStyle w:val="BodyText"/>
+      </w:pPr>
+      <w:r>
+        <w:t xml:space="preserve">ALEKSEY: А какую сеть вы предлагаете?</w:t>
+      </w:r>
+    </w:p>
+    <w:p>
+      <w:pPr>
+        <w:pStyle w:val="BodyText"/>
+      </w:pPr>
+      <w:r>
+        <w:t xml:space="preserve">DIMA: «Эстетику» Галины Петровны, у неё шесть клиник. Если у неё заработает, то заработает везде.</w:t>
+      </w:r>
+    </w:p>
+    <w:p>
+      <w:pPr>
+        <w:pStyle w:val="BodyText"/>
+      </w:pPr>
+      <w:r>
+        <w:t xml:space="preserve">IRINA: Резник? Но она же торгуется за каждый процент.</w:t>
+      </w:r>
+    </w:p>
+    <w:p>
+      <w:pPr>
+        <w:pStyle w:val="BodyText"/>
+      </w:pPr>
+      <w:r>
+        <w:t xml:space="preserve">DIMA: Именно поэтому. Если она скажет «да», значит, это выгодно. Ей не нужно наше «честно», ей нужно «удобно». А когда честно совпадает с удобно, Резник покупает первой, раньше всех остальных клиник.</w:t>
+      </w:r>
+    </w:p>
+    <w:p>
+      <w:pPr>
+        <w:pStyle w:val="BodyText"/>
+      </w:pPr>
+      <w:r>
+        <w:t xml:space="preserve">ALEKSEY: Звоните Резник сегодня. Пилот начинаем с завтрашнего дня.</w:t>
+      </w:r>
+    </w:p>
+    <w:p>
+      <w:pPr>
+        <w:pStyle w:val="BodyText"/>
+      </w:pPr>
+      <w:r>
+        <w:t xml:space="preserve">EGOR: Уже завтра? Я планировал начать через неделю.</w:t>
+      </w:r>
+    </w:p>
+    <w:p>
+      <w:pPr>
+        <w:pStyle w:val="BodyText"/>
+      </w:pPr>
+      <w:r>
+        <w:t xml:space="preserve">ALEKSEY: Егор, у нас девять копий нашего номера в разных городах, а за неделю будет ещё девять.</w:t>
+      </w:r>
+    </w:p>
+    <w:p>
+      <w:pPr>
+        <w:pStyle w:val="BodyText"/>
+      </w:pPr>
+      <w:r>
+        <w:t xml:space="preserve">EGOR: Понял. Значит, завтра. Я сегодня не буду спать.</w:t>
+      </w:r>
+    </w:p>
+    <w:p>
+      <w:pPr>
+        <w:pStyle w:val="BodyText"/>
+      </w:pPr>
+      <w:r>
+        <w:t xml:space="preserve">IRINA: Спать будете, и это не обсуждается. Усталый программист — это ещё одна дыра в системе.</w:t>
       </w:r>
     </w:p>
     <w:bookmarkEnd w:id="22"/>
@@ -1547,239 +1547,239 @@
         <w:pStyle w:val="FirstParagraph"/>
       </w:pPr>
       <w:r>
-        <w:t xml:space="preserve">GALINA: Шесть клиник, двести пятьдесят шприцев в квартал. И каждый — сканировать? Мои медсёстры меня убьют.</w:t>
-      </w:r>
-    </w:p>
-    <w:p>
-      <w:pPr>
-        <w:pStyle w:val="BodyText"/>
-      </w:pPr>
-      <w:r>
-        <w:t xml:space="preserve">DIMA: Галина Петровна, три секунды. Давайте попробуем на одном. Сейчас.</w:t>
-      </w:r>
-    </w:p>
-    <w:p>
-      <w:pPr>
-        <w:pStyle w:val="BodyText"/>
-      </w:pPr>
-      <w:r>
-        <w:t xml:space="preserve">GALINA: Попробуем. Ксюша, иди сюда. С телефоном.</w:t>
-      </w:r>
-    </w:p>
-    <w:p>
-      <w:pPr>
-        <w:pStyle w:val="BodyText"/>
-      </w:pPr>
-      <w:r>
-        <w:t xml:space="preserve">KSENIYA: Здравствуйте. Ксения, старшая медсестра. Что сканировать?</w:t>
-      </w:r>
-    </w:p>
-    <w:p>
-      <w:pPr>
-        <w:pStyle w:val="BodyText"/>
-      </w:pPr>
-      <w:r>
-        <w:t xml:space="preserve">DIMA: Квадратик на шприце. Перед тем как вскрыть.</w:t>
-      </w:r>
-    </w:p>
-    <w:p>
-      <w:pPr>
-        <w:pStyle w:val="BodyText"/>
-      </w:pPr>
-      <w:r>
-        <w:t xml:space="preserve">KSENIYA: Навожу… Пикнуло. «Оригинал. Для России. Клиника «Эстетика», Новослободская. Отметить как использованный?»</w:t>
-      </w:r>
-    </w:p>
-    <w:p>
-      <w:pPr>
-        <w:pStyle w:val="BodyText"/>
-      </w:pPr>
-      <w:r>
-        <w:t xml:space="preserve">DIMA: Нажимайте «да».</w:t>
-      </w:r>
-    </w:p>
-    <w:p>
-      <w:pPr>
-        <w:pStyle w:val="BodyText"/>
-      </w:pPr>
-      <w:r>
-        <w:t xml:space="preserve">KSENIYA: Нажала. «Использован. Третье марта, четырнадцать ноль две». И маленькая наклейка выехала. Куда её?</w:t>
-      </w:r>
-    </w:p>
-    <w:p>
-      <w:pPr>
-        <w:pStyle w:val="BodyText"/>
-      </w:pPr>
-      <w:r>
-        <w:t xml:space="preserve">GALINA: В карту пациентки. Сюда, на первую страницу.</w:t>
-      </w:r>
-    </w:p>
-    <w:p>
-      <w:pPr>
-        <w:pStyle w:val="BodyText"/>
-      </w:pPr>
-      <w:r>
-        <w:t xml:space="preserve">KSENIYA: Галина Петровна, это же удобно. Сейчас я пишу номер лота руками. Иногда ошибаюсь.</w:t>
-      </w:r>
-    </w:p>
-    <w:p>
-      <w:pPr>
-        <w:pStyle w:val="BodyText"/>
-      </w:pPr>
-      <w:r>
-        <w:t xml:space="preserve">GALINA: Ошибаешься? Сколько раз?</w:t>
-      </w:r>
-    </w:p>
-    <w:p>
-      <w:pPr>
-        <w:pStyle w:val="BodyText"/>
-      </w:pPr>
-      <w:r>
-        <w:t xml:space="preserve">KSENIYA: Раз в месяц точно. Цифры мелкие.</w:t>
-      </w:r>
-    </w:p>
-    <w:p>
-      <w:pPr>
-        <w:pStyle w:val="BodyText"/>
-      </w:pPr>
-      <w:r>
-        <w:t xml:space="preserve">GALINA: Вот. Я плачу за ошибки, о которых не знала. Дмитрий, сколько стоит приложение для клиники?</w:t>
-      </w:r>
-    </w:p>
-    <w:p>
-      <w:pPr>
-        <w:pStyle w:val="BodyText"/>
-      </w:pPr>
-      <w:r>
-        <w:t xml:space="preserve">DIMA: Ноль. Для клиник бесплатно. Мы платим.</w:t>
-      </w:r>
-    </w:p>
-    <w:p>
-      <w:pPr>
-        <w:pStyle w:val="BodyText"/>
-      </w:pPr>
-      <w:r>
-        <w:t xml:space="preserve">GALINA: Ноль. Вы опять ничего не берёте. Я начинаю вас бояться, Дмитрий.</w:t>
-      </w:r>
-    </w:p>
-    <w:p>
-      <w:pPr>
-        <w:pStyle w:val="BodyText"/>
-      </w:pPr>
-      <w:r>
-        <w:t xml:space="preserve">DIMA: Вы сами сказали год назад: ваш человек дороже поставщика. Это защищает вашего человека.</w:t>
-      </w:r>
-    </w:p>
-    <w:p>
-      <w:pPr>
-        <w:pStyle w:val="BodyText"/>
-      </w:pPr>
-      <w:r>
-        <w:t xml:space="preserve">GALINA: Помню. Вадим. Ладно. А пациентке что?</w:t>
-      </w:r>
-    </w:p>
-    <w:p>
-      <w:pPr>
-        <w:pStyle w:val="BodyText"/>
-      </w:pPr>
-      <w:r>
-        <w:t xml:space="preserve">KSENIYA: Пациентка в кресле. Можно я ей покажу? Она спрашивала про открытку.</w:t>
-      </w:r>
-    </w:p>
-    <w:p>
-      <w:pPr>
-        <w:pStyle w:val="BodyText"/>
-      </w:pPr>
-      <w:r>
-        <w:t xml:space="preserve">PATIENT: Здравствуйте. Мне сказали, можно проверить мой шприц? Сама?</w:t>
-      </w:r>
-    </w:p>
-    <w:p>
-      <w:pPr>
-        <w:pStyle w:val="BodyText"/>
-      </w:pPr>
-      <w:r>
-        <w:t xml:space="preserve">KSENIYA: Можно. Вот наклейка. Наведите камеру.</w:t>
-      </w:r>
-    </w:p>
-    <w:p>
-      <w:pPr>
-        <w:pStyle w:val="BodyText"/>
-      </w:pPr>
-      <w:r>
-        <w:t xml:space="preserve">PATIENT: «Оригинал. Для России. Клиника «Эстетика». Использован сегодня в четырнадцать ноль две». Это мой?</w:t>
-      </w:r>
-    </w:p>
-    <w:p>
-      <w:pPr>
-        <w:pStyle w:val="BodyText"/>
-      </w:pPr>
-      <w:r>
-        <w:t xml:space="preserve">KSENIYA: Ваш. Только ваш. Больше никто его не отсканирует.</w:t>
-      </w:r>
-    </w:p>
-    <w:p>
-      <w:pPr>
-        <w:pStyle w:val="BodyText"/>
-      </w:pPr>
-      <w:r>
-        <w:t xml:space="preserve">PATIENT: Как паспорт. Можно я сфотографирую и отправлю маме? Она смотрела тот эфир с Кристиной.</w:t>
-      </w:r>
-    </w:p>
-    <w:p>
-      <w:pPr>
-        <w:pStyle w:val="BodyText"/>
-      </w:pPr>
-      <w:r>
-        <w:t xml:space="preserve">GALINA: Отправляйте. Ксюша, это теперь стандарт. Во всех шести клиниках. С понедельника.</w:t>
-      </w:r>
-    </w:p>
-    <w:p>
-      <w:pPr>
-        <w:pStyle w:val="BodyText"/>
-      </w:pPr>
-      <w:r>
-        <w:t xml:space="preserve">DIMA: Галина Петровна, а пилот? Мы хотели месяц.</w:t>
-      </w:r>
-    </w:p>
-    <w:p>
-      <w:pPr>
-        <w:pStyle w:val="BodyText"/>
-      </w:pPr>
-      <w:r>
-        <w:t xml:space="preserve">GALINA: Пилот у вас. А у меня — стандарт. Я тридцать лет в бизнесе. Мне хватило одной пациентки, которая хочет отправить свой шприц маме. Такое не покупают рекламой.</w:t>
-      </w:r>
-    </w:p>
-    <w:p>
-      <w:pPr>
-        <w:pStyle w:val="BodyText"/>
-      </w:pPr>
-      <w:r>
-        <w:t xml:space="preserve">DIMA: Записываю. Это лучший пилот в моей жизни.</w:t>
-      </w:r>
-    </w:p>
-    <w:p>
-      <w:pPr>
-        <w:pStyle w:val="BodyText"/>
-      </w:pPr>
-      <w:r>
-        <w:t xml:space="preserve">GALINA: И ещё, Дмитрий. Скидку не прошу. Впервые. Запишите и это.</w:t>
-      </w:r>
-    </w:p>
-    <w:p>
-      <w:pPr>
-        <w:pStyle w:val="BodyText"/>
-      </w:pPr>
-      <w:r>
-        <w:t xml:space="preserve">DIMA: Записал. Подчеркнул два раза.</w:t>
-      </w:r>
-    </w:p>
-    <w:p>
-      <w:pPr>
-        <w:pStyle w:val="BodyText"/>
-      </w:pPr>
-      <w:r>
-        <w:t xml:space="preserve">GALINA: Подчеркните три. Я не повторю.</w:t>
+        <w:t xml:space="preserve">GALINA: У меня шесть клиник и двести пятьдесят шприцев в квартал. И каждый нужно сканировать? Мои медсёстры меня просто убьют.</w:t>
+      </w:r>
+    </w:p>
+    <w:p>
+      <w:pPr>
+        <w:pStyle w:val="BodyText"/>
+      </w:pPr>
+      <w:r>
+        <w:t xml:space="preserve">DIMA: Галина Петровна, это три секунды. Давайте попробуем на одном шприце прямо сейчас.</w:t>
+      </w:r>
+    </w:p>
+    <w:p>
+      <w:pPr>
+        <w:pStyle w:val="BodyText"/>
+      </w:pPr>
+      <w:r>
+        <w:t xml:space="preserve">GALINA: Ладно, давайте попробуем. Ксюша, иди сюда и возьми с собой телефон.</w:t>
+      </w:r>
+    </w:p>
+    <w:p>
+      <w:pPr>
+        <w:pStyle w:val="BodyText"/>
+      </w:pPr>
+      <w:r>
+        <w:t xml:space="preserve">KSENIYA: Здравствуйте, я Ксения, старшая медсестра. Что нужно сканировать?</w:t>
+      </w:r>
+    </w:p>
+    <w:p>
+      <w:pPr>
+        <w:pStyle w:val="BodyText"/>
+      </w:pPr>
+      <w:r>
+        <w:t xml:space="preserve">DIMA: Квадратик на шприце. Только сделайте это перед тем, как вскрыть.</w:t>
+      </w:r>
+    </w:p>
+    <w:p>
+      <w:pPr>
+        <w:pStyle w:val="BodyText"/>
+      </w:pPr>
+      <w:r>
+        <w:t xml:space="preserve">KSENIYA: Навожу камеру на квадратик… Пикнуло. «Оригинал. Для России. Клиника «Эстетика», Новослободская. Отметить как использованный?»</w:t>
+      </w:r>
+    </w:p>
+    <w:p>
+      <w:pPr>
+        <w:pStyle w:val="BodyText"/>
+      </w:pPr>
+      <w:r>
+        <w:t xml:space="preserve">DIMA: Нажимайте «да», пожалуйста.</w:t>
+      </w:r>
+    </w:p>
+    <w:p>
+      <w:pPr>
+        <w:pStyle w:val="BodyText"/>
+      </w:pPr>
+      <w:r>
+        <w:t xml:space="preserve">KSENIYA: Нажала. «Использован. Третье марта, четырнадцать ноль две». И выехала маленькая наклейка. Куда её клеить?</w:t>
+      </w:r>
+    </w:p>
+    <w:p>
+      <w:pPr>
+        <w:pStyle w:val="BodyText"/>
+      </w:pPr>
+      <w:r>
+        <w:t xml:space="preserve">GALINA: В карту пациентки, вот сюда, на первую страницу.</w:t>
+      </w:r>
+    </w:p>
+    <w:p>
+      <w:pPr>
+        <w:pStyle w:val="BodyText"/>
+      </w:pPr>
+      <w:r>
+        <w:t xml:space="preserve">KSENIYA: Галина Петровна, это же очень удобно. Сейчас я пишу номер лота руками и иногда ошибаюсь.</w:t>
+      </w:r>
+    </w:p>
+    <w:p>
+      <w:pPr>
+        <w:pStyle w:val="BodyText"/>
+      </w:pPr>
+      <w:r>
+        <w:t xml:space="preserve">GALINA: Ошибаешься? И сколько раз это бывает?</w:t>
+      </w:r>
+    </w:p>
+    <w:p>
+      <w:pPr>
+        <w:pStyle w:val="BodyText"/>
+      </w:pPr>
+      <w:r>
+        <w:t xml:space="preserve">KSENIYA: Раз в месяц точно бывает, потому что цифры очень мелкие.</w:t>
+      </w:r>
+    </w:p>
+    <w:p>
+      <w:pPr>
+        <w:pStyle w:val="BodyText"/>
+      </w:pPr>
+      <w:r>
+        <w:t xml:space="preserve">GALINA: Вот видите, я плачу за ошибки, о которых даже не знала. Дмитрий, сколько стоит приложение для клиники?</w:t>
+      </w:r>
+    </w:p>
+    <w:p>
+      <w:pPr>
+        <w:pStyle w:val="BodyText"/>
+      </w:pPr>
+      <w:r>
+        <w:t xml:space="preserve">DIMA: Нисколько, для клиник оно бесплатное. Платим мы.</w:t>
+      </w:r>
+    </w:p>
+    <w:p>
+      <w:pPr>
+        <w:pStyle w:val="BodyText"/>
+      </w:pPr>
+      <w:r>
+        <w:t xml:space="preserve">GALINA: Ноль? Вы опять ничего не берёте. Я начинаю вас бояться, Дмитрий.</w:t>
+      </w:r>
+    </w:p>
+    <w:p>
+      <w:pPr>
+        <w:pStyle w:val="BodyText"/>
+      </w:pPr>
+      <w:r>
+        <w:t xml:space="preserve">DIMA: Вы сами сказали год назад, что ваш человек обошёлся дороже поставщика. А это защищает вашего человека.</w:t>
+      </w:r>
+    </w:p>
+    <w:p>
+      <w:pPr>
+        <w:pStyle w:val="BodyText"/>
+      </w:pPr>
+      <w:r>
+        <w:t xml:space="preserve">GALINA: Помню, это было про Вадима. Ладно. А что будет с пациенткой?</w:t>
+      </w:r>
+    </w:p>
+    <w:p>
+      <w:pPr>
+        <w:pStyle w:val="BodyText"/>
+      </w:pPr>
+      <w:r>
+        <w:t xml:space="preserve">KSENIYA: Пациентка уже в кресле. Можно я ей покажу? Она как раз спрашивала про открытку.</w:t>
+      </w:r>
+    </w:p>
+    <w:p>
+      <w:pPr>
+        <w:pStyle w:val="BodyText"/>
+      </w:pPr>
+      <w:r>
+        <w:t xml:space="preserve">PATIENT: Здравствуйте. Мне сказали, что я могу проверить свой шприц сама. Это правда?</w:t>
+      </w:r>
+    </w:p>
+    <w:p>
+      <w:pPr>
+        <w:pStyle w:val="BodyText"/>
+      </w:pPr>
+      <w:r>
+        <w:t xml:space="preserve">KSENIYA: Правда. Вот наклейка, просто наведите на неё камеру.</w:t>
+      </w:r>
+    </w:p>
+    <w:p>
+      <w:pPr>
+        <w:pStyle w:val="BodyText"/>
+      </w:pPr>
+      <w:r>
+        <w:t xml:space="preserve">PATIENT: «Оригинал. Для России. Клиника «Эстетика». Использован сегодня в четырнадцать ноль две». Это мой шприц?</w:t>
+      </w:r>
+    </w:p>
+    <w:p>
+      <w:pPr>
+        <w:pStyle w:val="BodyText"/>
+      </w:pPr>
+      <w:r>
+        <w:t xml:space="preserve">KSENIYA: Да, ваш, и только ваш. Больше никто его не отсканирует.</w:t>
+      </w:r>
+    </w:p>
+    <w:p>
+      <w:pPr>
+        <w:pStyle w:val="BodyText"/>
+      </w:pPr>
+      <w:r>
+        <w:t xml:space="preserve">PATIENT: Прямо как паспорт. Можно я сфотографирую и отправлю маме? Она смотрела тот эфир с Кристиной.</w:t>
+      </w:r>
+    </w:p>
+    <w:p>
+      <w:pPr>
+        <w:pStyle w:val="BodyText"/>
+      </w:pPr>
+      <w:r>
+        <w:t xml:space="preserve">GALINA: Отправляйте. Ксюша, теперь это стандарт во всех шести клиниках, начиная с понедельника.</w:t>
+      </w:r>
+    </w:p>
+    <w:p>
+      <w:pPr>
+        <w:pStyle w:val="BodyText"/>
+      </w:pPr>
+      <w:r>
+        <w:t xml:space="preserve">DIMA: Галина Петровна, а как же пилот? Мы хотели проверить всё за месяц.</w:t>
+      </w:r>
+    </w:p>
+    <w:p>
+      <w:pPr>
+        <w:pStyle w:val="BodyText"/>
+      </w:pPr>
+      <w:r>
+        <w:t xml:space="preserve">GALINA: Пилот у вас. А у меня — стандарт. Я тридцать лет в бизнесе, и мне хватило одной пациентки, которая хочет отправить свой шприц маме. Такое доверие не купишь никакой рекламой, поверьте мне.</w:t>
+      </w:r>
+    </w:p>
+    <w:p>
+      <w:pPr>
+        <w:pStyle w:val="BodyText"/>
+      </w:pPr>
+      <w:r>
+        <w:t xml:space="preserve">DIMA: Записываю. Это лучший пилот в моей жизни, честное слово.</w:t>
+      </w:r>
+    </w:p>
+    <w:p>
+      <w:pPr>
+        <w:pStyle w:val="BodyText"/>
+      </w:pPr>
+      <w:r>
+        <w:t xml:space="preserve">GALINA: И ещё, Дмитрий: скидку я не прошу, впервые в жизни. Запишите и это тоже.</w:t>
+      </w:r>
+    </w:p>
+    <w:p>
+      <w:pPr>
+        <w:pStyle w:val="BodyText"/>
+      </w:pPr>
+      <w:r>
+        <w:t xml:space="preserve">DIMA: Записал и подчеркнул два раза.</w:t>
+      </w:r>
+    </w:p>
+    <w:p>
+      <w:pPr>
+        <w:pStyle w:val="BodyText"/>
+      </w:pPr>
+      <w:r>
+        <w:t xml:space="preserve">GALINA: Подчеркните три раза, потому что я это больше не повторю.</w:t>
       </w:r>
     </w:p>
     <w:bookmarkEnd w:id="23"/>
@@ -1797,15 +1797,15 @@
         <w:pStyle w:val="FirstParagraph"/>
       </w:pPr>
       <w:r>
-        <w:t xml:space="preserve">EGOR: Тест. Беру поддельный шприц «В». Из сейфа. Сканирую.</w:t>
-      </w:r>
-    </w:p>
-    <w:p>
-      <w:pPr>
-        <w:pStyle w:val="BodyText"/>
-      </w:pPr>
-      <w:r>
-        <w:t xml:space="preserve">IRINA: Что видно?</w:t>
+        <w:t xml:space="preserve">EGOR: Начинаем тест. Беру поддельный шприц «В» из сейфа и сканирую его.</w:t>
+      </w:r>
+    </w:p>
+    <w:p>
+      <w:pPr>
+        <w:pStyle w:val="BodyText"/>
+      </w:pPr>
+      <w:r>
+        <w:t xml:space="preserve">IRINA: И что теперь видно на экране?</w:t>
       </w:r>
     </w:p>
     <w:p>
@@ -1821,175 +1821,175 @@
         <w:pStyle w:val="BodyText"/>
       </w:pPr>
       <w:r>
-        <w:t xml:space="preserve">KIRILL: Они напечатают. Как наклейку напечатали. Как голограмму.</w:t>
-      </w:r>
-    </w:p>
-    <w:p>
-      <w:pPr>
-        <w:pStyle w:val="BodyText"/>
-      </w:pPr>
-      <w:r>
-        <w:t xml:space="preserve">EGOR: Пусть. Второй тест. Я копирую код шприца, который Ксюша использовала сегодня. Печатаю на принтере. Сканирую.</w:t>
-      </w:r>
-    </w:p>
-    <w:p>
-      <w:pPr>
-        <w:pStyle w:val="BodyText"/>
-      </w:pPr>
-      <w:r>
-        <w:t xml:space="preserve">OLGA: И?</w:t>
-      </w:r>
-    </w:p>
-    <w:p>
-      <w:pPr>
-        <w:pStyle w:val="BodyText"/>
-      </w:pPr>
-      <w:r>
-        <w:t xml:space="preserve">EGOR: Красный экран. «Код уже использован. Третье марта, четырнадцать ноль две, клиника «Эстетика», Новослободская. Возможна подделка. Позвоните на линию». И сигнал уже ушёл Зое на экран, без звонка.</w:t>
-      </w:r>
-    </w:p>
-    <w:p>
-      <w:pPr>
-        <w:pStyle w:val="BodyText"/>
-      </w:pPr>
-      <w:r>
-        <w:t xml:space="preserve">IRINA: Номер можно украсть. Но использовать — только один раз.</w:t>
-      </w:r>
-    </w:p>
-    <w:p>
-      <w:pPr>
-        <w:pStyle w:val="BodyText"/>
-      </w:pPr>
-      <w:r>
-        <w:t xml:space="preserve">OLGA: Двадцать лет я защищала бумагу. А защищать надо было время. Кто первый, тот и настоящий.</w:t>
-      </w:r>
-    </w:p>
-    <w:p>
-      <w:pPr>
-        <w:pStyle w:val="BodyText"/>
-      </w:pPr>
-      <w:r>
-        <w:t xml:space="preserve">ZOYA: Алексей Николаевич, простите. На линии сигнал. Настоящий, не тест.</w:t>
-      </w:r>
-    </w:p>
-    <w:p>
-      <w:pPr>
-        <w:pStyle w:val="BodyText"/>
-      </w:pPr>
-      <w:r>
-        <w:t xml:space="preserve">ALEKSEY: Что там?</w:t>
-      </w:r>
-    </w:p>
-    <w:p>
-      <w:pPr>
-        <w:pStyle w:val="BodyText"/>
-      </w:pPr>
-      <w:r>
-        <w:t xml:space="preserve">ZOYA: Самара. Клиника. Врач сканировал шприц. Экран жёлтый. Не красный, жёлтый.</w:t>
-      </w:r>
-    </w:p>
-    <w:p>
-      <w:pPr>
-        <w:pStyle w:val="BodyText"/>
-      </w:pPr>
-      <w:r>
-        <w:t xml:space="preserve">EGOR: Жёлтый — это «оригинал, но страна назначения другая».</w:t>
-      </w:r>
-    </w:p>
-    <w:p>
-      <w:pPr>
-        <w:pStyle w:val="BodyText"/>
-      </w:pPr>
-      <w:r>
-        <w:t xml:space="preserve">ZOYA: Написано: «Оригинал. Страна назначения — Польша. Не предназначен для России».</w:t>
-      </w:r>
-    </w:p>
-    <w:p>
-      <w:pPr>
-        <w:pStyle w:val="BodyText"/>
-      </w:pPr>
-      <w:r>
-        <w:t xml:space="preserve">OLGA: Польша. Томаш.</w:t>
-      </w:r>
-    </w:p>
-    <w:p>
-      <w:pPr>
-        <w:pStyle w:val="BodyText"/>
-      </w:pPr>
-      <w:r>
-        <w:t xml:space="preserve">IRINA: Томаш обещал отозвать остаток. Значит, не всё отозвал.</w:t>
-      </w:r>
-    </w:p>
-    <w:p>
-      <w:pPr>
-        <w:pStyle w:val="BodyText"/>
-      </w:pPr>
-      <w:r>
-        <w:t xml:space="preserve">ALEKSEY: Или «КазМедТрейд» не всё вернул. Зоя, что говорит врач?</w:t>
-      </w:r>
-    </w:p>
-    <w:p>
-      <w:pPr>
-        <w:pStyle w:val="BodyText"/>
-      </w:pPr>
-      <w:r>
-        <w:t xml:space="preserve">ZOYA: Говорит: купил у дистрибьютора в Самаре. Со скидкой тридцать процентов, без договора, по счёту на какую-то фирму. Теперь не знает, колоть или нет. Пациентка ждёт в коридоре.</w:t>
-      </w:r>
-    </w:p>
-    <w:p>
-      <w:pPr>
-        <w:pStyle w:val="BodyText"/>
-      </w:pPr>
-      <w:r>
-        <w:t xml:space="preserve">ALEKSEY: Скажите: не колоть. Не потому, что гель плохой. Потому что неизвестно, как его везли и где он лежал зимой. Мы ему поможем вернуть деньги документами.</w:t>
-      </w:r>
-    </w:p>
-    <w:p>
-      <w:pPr>
-        <w:pStyle w:val="BodyText"/>
-      </w:pPr>
-      <w:r>
-        <w:t xml:space="preserve">ZOYA: Он спрашивает: а пациентке что сказать?</w:t>
-      </w:r>
-    </w:p>
-    <w:p>
-      <w:pPr>
-        <w:pStyle w:val="BodyText"/>
-      </w:pPr>
-      <w:r>
-        <w:t xml:space="preserve">IRINA: Правду. Процедуру переносим на день. Наш курьер привезёт ему наш шприц завтра утром.</w:t>
-      </w:r>
-    </w:p>
-    <w:p>
-      <w:pPr>
-        <w:pStyle w:val="BodyText"/>
-      </w:pPr>
-      <w:r>
-        <w:t xml:space="preserve">ALEKSEY: Доюн? Да, поздно у вас. Самара. Польский код. Сегодня. Перешли госпоже Чон номер.</w:t>
-      </w:r>
-    </w:p>
-    <w:p>
-      <w:pPr>
-        <w:pStyle w:val="BodyText"/>
-      </w:pPr>
-      <w:r>
-        <w:t xml:space="preserve">DOYUN: Перешлю. Президент ещё в кабинете. Лёша… Это первая польская коробка, которую нашли не вы, не врачи и не мы. Её нашёл код. Сам, через три секунды.</w:t>
-      </w:r>
-    </w:p>
-    <w:p>
-      <w:pPr>
-        <w:pStyle w:val="BodyText"/>
-      </w:pPr>
-      <w:r>
-        <w:t xml:space="preserve">ALEKSEY: Да. Не мы. Код. Это и есть смысл.</w:t>
-      </w:r>
-    </w:p>
-    <w:p>
-      <w:pPr>
-        <w:pStyle w:val="BodyText"/>
-      </w:pPr>
-      <w:r>
-        <w:t xml:space="preserve">DOYUN: Госпожа Чон уже пишет в Варшаву. Сегодня ночью.</w:t>
+        <w:t xml:space="preserve">KIRILL: Но они его напечатают, как напечатали наклейку и голограмму.</w:t>
+      </w:r>
+    </w:p>
+    <w:p>
+      <w:pPr>
+        <w:pStyle w:val="BodyText"/>
+      </w:pPr>
+      <w:r>
+        <w:t xml:space="preserve">EGOR: Пусть печатают. Второй тест: я копирую код шприца, который Ксюша использовала сегодня, печатаю его на принтере и сканирую.</w:t>
+      </w:r>
+    </w:p>
+    <w:p>
+      <w:pPr>
+        <w:pStyle w:val="BodyText"/>
+      </w:pPr>
+      <w:r>
+        <w:t xml:space="preserve">OLGA: И что получилось на этот раз?</w:t>
+      </w:r>
+    </w:p>
+    <w:p>
+      <w:pPr>
+        <w:pStyle w:val="BodyText"/>
+      </w:pPr>
+      <w:r>
+        <w:t xml:space="preserve">EGOR: Красный экран: «Код уже использован. Третье марта, четырнадцать ноль две, клиника «Эстетика», Новослободская. Возможна подделка. Позвоните на линию». И сигнал уже ушёл Зое на экран, даже без звонка, хотя никто ничего не нажимал.</w:t>
+      </w:r>
+    </w:p>
+    <w:p>
+      <w:pPr>
+        <w:pStyle w:val="BodyText"/>
+      </w:pPr>
+      <w:r>
+        <w:t xml:space="preserve">IRINA: Номер можно украсть, но использовать его можно только один раз.</w:t>
+      </w:r>
+    </w:p>
+    <w:p>
+      <w:pPr>
+        <w:pStyle w:val="BodyText"/>
+      </w:pPr>
+      <w:r>
+        <w:t xml:space="preserve">OLGA: Двадцать лет я защищала бумагу, а защищать, оказывается, надо было время. Кто первый, тот и настоящий.</w:t>
+      </w:r>
+    </w:p>
+    <w:p>
+      <w:pPr>
+        <w:pStyle w:val="BodyText"/>
+      </w:pPr>
+      <w:r>
+        <w:t xml:space="preserve">ZOYA: Алексей Николаевич, простите, на линии сигнал. Это настоящий сигнал, а не тест.</w:t>
+      </w:r>
+    </w:p>
+    <w:p>
+      <w:pPr>
+        <w:pStyle w:val="BodyText"/>
+      </w:pPr>
+      <w:r>
+        <w:t xml:space="preserve">ALEKSEY: Что там случилось, Зоя?</w:t>
+      </w:r>
+    </w:p>
+    <w:p>
+      <w:pPr>
+        <w:pStyle w:val="BodyText"/>
+      </w:pPr>
+      <w:r>
+        <w:t xml:space="preserve">ZOYA: Это Самара, клиника. Врач отсканировал шприц, и экран стал жёлтым, не красным, а именно жёлтым.</w:t>
+      </w:r>
+    </w:p>
+    <w:p>
+      <w:pPr>
+        <w:pStyle w:val="BodyText"/>
+      </w:pPr>
+      <w:r>
+        <w:t xml:space="preserve">EGOR: Жёлтый означает «оригинал, но страна назначения другая».</w:t>
+      </w:r>
+    </w:p>
+    <w:p>
+      <w:pPr>
+        <w:pStyle w:val="BodyText"/>
+      </w:pPr>
+      <w:r>
+        <w:t xml:space="preserve">ZOYA: Да, там написано: «Оригинал. Страна назначения — Польша. Не предназначен для России».</w:t>
+      </w:r>
+    </w:p>
+    <w:p>
+      <w:pPr>
+        <w:pStyle w:val="BodyText"/>
+      </w:pPr>
+      <w:r>
+        <w:t xml:space="preserve">OLGA: Польша… Значит, это снова Томаш.</w:t>
+      </w:r>
+    </w:p>
+    <w:p>
+      <w:pPr>
+        <w:pStyle w:val="BodyText"/>
+      </w:pPr>
+      <w:r>
+        <w:t xml:space="preserve">IRINA: Томаш обещал отозвать остаток. Значит, он отозвал не всё.</w:t>
+      </w:r>
+    </w:p>
+    <w:p>
+      <w:pPr>
+        <w:pStyle w:val="BodyText"/>
+      </w:pPr>
+      <w:r>
+        <w:t xml:space="preserve">ALEKSEY: Или «КазМедТрейд» вернул ему не всё. Зоя, а что говорит врач?</w:t>
+      </w:r>
+    </w:p>
+    <w:p>
+      <w:pPr>
+        <w:pStyle w:val="BodyText"/>
+      </w:pPr>
+      <w:r>
+        <w:t xml:space="preserve">ZOYA: Говорит, что купил у дистрибьютора в Самаре, со скидкой тридцать процентов, без договора, по счёту на какую-то фирму. Теперь он не знает, колоть или нет, а пациентка ждёт в коридоре.</w:t>
+      </w:r>
+    </w:p>
+    <w:p>
+      <w:pPr>
+        <w:pStyle w:val="BodyText"/>
+      </w:pPr>
+      <w:r>
+        <w:t xml:space="preserve">ALEKSEY: Скажите ему не колоть. Не потому, что гель плохой, а потому, что неизвестно, как его везли и где он лежал зимой. И скажите, что мы поможем ему вернуть деньги, документами.</w:t>
+      </w:r>
+    </w:p>
+    <w:p>
+      <w:pPr>
+        <w:pStyle w:val="BodyText"/>
+      </w:pPr>
+      <w:r>
+        <w:t xml:space="preserve">ZOYA: Он спрашивает, что ему сказать пациентке.</w:t>
+      </w:r>
+    </w:p>
+    <w:p>
+      <w:pPr>
+        <w:pStyle w:val="BodyText"/>
+      </w:pPr>
+      <w:r>
+        <w:t xml:space="preserve">IRINA: Правду. Процедуру переносим на один день, а наш курьер привезёт ему наш шприц завтра утром.</w:t>
+      </w:r>
+    </w:p>
+    <w:p>
+      <w:pPr>
+        <w:pStyle w:val="BodyText"/>
+      </w:pPr>
+      <w:r>
+        <w:t xml:space="preserve">ALEKSEY: Доюн? Да, я знаю, у вас уже поздно. Самара, польский код, сегодня. Перешли номер госпоже Чон.</w:t>
+      </w:r>
+    </w:p>
+    <w:p>
+      <w:pPr>
+        <w:pStyle w:val="BodyText"/>
+      </w:pPr>
+      <w:r>
+        <w:t xml:space="preserve">DOYUN: Перешлю, президент ещё в кабинете. Лёша… Это первая польская коробка, которую нашли не вы, не врачи и не мы. Её нашёл код, сам, за три секунды, и никто ему не помогал.</w:t>
+      </w:r>
+    </w:p>
+    <w:p>
+      <w:pPr>
+        <w:pStyle w:val="BodyText"/>
+      </w:pPr>
+      <w:r>
+        <w:t xml:space="preserve">ALEKSEY: Да. Не мы, а код. В этом и есть весь смысл.</w:t>
+      </w:r>
+    </w:p>
+    <w:p>
+      <w:pPr>
+        <w:pStyle w:val="BodyText"/>
+      </w:pPr>
+      <w:r>
+        <w:t xml:space="preserve">DOYUN: Госпожа Чон уже пишет письмо в Варшаву, прямо сегодня ночью, не дожидаясь утра.</w:t>
       </w:r>
     </w:p>
     <w:bookmarkEnd w:id="24"/>
@@ -2007,119 +2007,119 @@
         <w:pStyle w:val="FirstParagraph"/>
       </w:pPr>
       <w:r>
-        <w:t xml:space="preserve">IRINA: Алексей, пока все радуются кодам. Цифры за февраль. Я должна.</w:t>
-      </w:r>
-    </w:p>
-    <w:p>
-      <w:pPr>
-        <w:pStyle w:val="BodyText"/>
-      </w:pPr>
-      <w:r>
-        <w:t xml:space="preserve">ALEKSEY: Говорите.</w:t>
-      </w:r>
-    </w:p>
-    <w:p>
-      <w:pPr>
-        <w:pStyle w:val="BodyText"/>
-      </w:pPr>
-      <w:r>
-        <w:t xml:space="preserve">IRINA: Продажи — минус двадцать два процента к январю. Шесть клиник ушли. Купили дешевле.</w:t>
-      </w:r>
-    </w:p>
-    <w:p>
-      <w:pPr>
-        <w:pStyle w:val="BodyText"/>
-      </w:pPr>
-      <w:r>
-        <w:t xml:space="preserve">ALEKSEY: Шесть. Где?</w:t>
-      </w:r>
-    </w:p>
-    <w:p>
-      <w:pPr>
-        <w:pStyle w:val="BodyText"/>
-      </w:pPr>
-      <w:r>
-        <w:t xml:space="preserve">DIMA: Самара, Краснодар, две в Подмосковье. И две — в Туле. Я знаю всех врачей по имени.</w:t>
-      </w:r>
-    </w:p>
-    <w:p>
-      <w:pPr>
-        <w:pStyle w:val="BodyText"/>
-      </w:pPr>
-      <w:r>
-        <w:t xml:space="preserve">IRINA: Плюс две медсестры на линии. Плюс три миллиона двести на коды. Минус двадцать два процента выручки. Если так пойдёт и в марте, к лету мы снова в красном.</w:t>
-      </w:r>
-    </w:p>
-    <w:p>
-      <w:pPr>
-        <w:pStyle w:val="BodyText"/>
-      </w:pPr>
-      <w:r>
-        <w:t xml:space="preserve">OLGA: То есть мы сделали самую честную систему в отрасли и теряем клиентов.</w:t>
-      </w:r>
-    </w:p>
-    <w:p>
-      <w:pPr>
-        <w:pStyle w:val="BodyText"/>
-      </w:pPr>
-      <w:r>
-        <w:t xml:space="preserve">DIMA: Можно я скажу? То, что все думают.</w:t>
-      </w:r>
-    </w:p>
-    <w:p>
-      <w:pPr>
-        <w:pStyle w:val="BodyText"/>
-      </w:pPr>
-      <w:r>
-        <w:t xml:space="preserve">ALEKSEY: Говорите, Дима.</w:t>
-      </w:r>
-    </w:p>
-    <w:p>
-      <w:pPr>
-        <w:pStyle w:val="BodyText"/>
-      </w:pPr>
-      <w:r>
-        <w:t xml:space="preserve">DIMA: Мы проигрываем. По цене — проигрываем. Врачи говорят: «Ваши коды — красиво. Но у меня аренда».</w:t>
-      </w:r>
-    </w:p>
-    <w:p>
-      <w:pPr>
-        <w:pStyle w:val="BodyText"/>
-      </w:pPr>
-      <w:r>
-        <w:t xml:space="preserve">KIRILL: Мои тоже. Двое сказали: «Вернёмся, когда подешевеете».</w:t>
-      </w:r>
-    </w:p>
-    <w:p>
-      <w:pPr>
-        <w:pStyle w:val="BodyText"/>
-      </w:pPr>
-      <w:r>
-        <w:t xml:space="preserve">IRINA: Мы не подешевеем. Себестоимость не позволяет. Я посчитала.</w:t>
-      </w:r>
-    </w:p>
-    <w:p>
-      <w:pPr>
-        <w:pStyle w:val="BodyText"/>
-      </w:pPr>
-      <w:r>
-        <w:t xml:space="preserve">ALEKSEY: Мы проигрываем в цене. Не в кодах.</w:t>
-      </w:r>
-    </w:p>
-    <w:p>
-      <w:pPr>
-        <w:pStyle w:val="BodyText"/>
-      </w:pPr>
-      <w:r>
-        <w:t xml:space="preserve">OLGA: Алексей, клиники платят не кодами. Они платят рублями.</w:t>
-      </w:r>
-    </w:p>
-    <w:p>
-      <w:pPr>
-        <w:pStyle w:val="BodyText"/>
-      </w:pPr>
-      <w:r>
-        <w:t xml:space="preserve">ALEKSEY: Знаю. Завтра в девять — все. Будем говорить, сколько стоит честность. И кто за неё платит.</w:t>
+        <w:t xml:space="preserve">IRINA: Алексей, пока все радуются кодам, я должна назвать цифры за февраль.</w:t>
+      </w:r>
+    </w:p>
+    <w:p>
+      <w:pPr>
+        <w:pStyle w:val="BodyText"/>
+      </w:pPr>
+      <w:r>
+        <w:t xml:space="preserve">ALEKSEY: Говорите, Ирина, я вас внимательно слушаю.</w:t>
+      </w:r>
+    </w:p>
+    <w:p>
+      <w:pPr>
+        <w:pStyle w:val="BodyText"/>
+      </w:pPr>
+      <w:r>
+        <w:t xml:space="preserve">IRINA: Продажи упали на двадцать два процента к январю. Шесть клиник от нас ушли, потому что купили дешевле.</w:t>
+      </w:r>
+    </w:p>
+    <w:p>
+      <w:pPr>
+        <w:pStyle w:val="BodyText"/>
+      </w:pPr>
+      <w:r>
+        <w:t xml:space="preserve">ALEKSEY: Шесть клиник? А где именно?</w:t>
+      </w:r>
+    </w:p>
+    <w:p>
+      <w:pPr>
+        <w:pStyle w:val="BodyText"/>
+      </w:pPr>
+      <w:r>
+        <w:t xml:space="preserve">DIMA: Самара, Краснодар и две в Подмосковье. И ещё две в Туле. Я знаю всех этих врачей по имени.</w:t>
+      </w:r>
+    </w:p>
+    <w:p>
+      <w:pPr>
+        <w:pStyle w:val="BodyText"/>
+      </w:pPr>
+      <w:r>
+        <w:t xml:space="preserve">IRINA: Плюс две медсестры на линии, плюс три миллиона двести на коды, и минус двадцать два процента выручки. Если так пойдёт и в марте, то к лету мы снова будем в красной зоне, и тогда придётся резать расходы.</w:t>
+      </w:r>
+    </w:p>
+    <w:p>
+      <w:pPr>
+        <w:pStyle w:val="BodyText"/>
+      </w:pPr>
+      <w:r>
+        <w:t xml:space="preserve">OLGA: То есть мы сделали самую честную систему в отрасли и при этом теряем клиентов.</w:t>
+      </w:r>
+    </w:p>
+    <w:p>
+      <w:pPr>
+        <w:pStyle w:val="BodyText"/>
+      </w:pPr>
+      <w:r>
+        <w:t xml:space="preserve">DIMA: Можно я скажу вслух то, что думают все?</w:t>
+      </w:r>
+    </w:p>
+    <w:p>
+      <w:pPr>
+        <w:pStyle w:val="BodyText"/>
+      </w:pPr>
+      <w:r>
+        <w:t xml:space="preserve">ALEKSEY: Конечно, Дима, говорите.</w:t>
+      </w:r>
+    </w:p>
+    <w:p>
+      <w:pPr>
+        <w:pStyle w:val="BodyText"/>
+      </w:pPr>
+      <w:r>
+        <w:t xml:space="preserve">DIMA: Мы проигрываем. По цене мы проигрываем, и это видно по каждому звонку. Я обошёл все клиники, и везде слышу одно и то же. Врачи говорят: «Ваши коды — это красиво. Но у меня аренда».</w:t>
+      </w:r>
+    </w:p>
+    <w:p>
+      <w:pPr>
+        <w:pStyle w:val="BodyText"/>
+      </w:pPr>
+      <w:r>
+        <w:t xml:space="preserve">KIRILL: Мои врачи говорят то же самое. Двое сказали: «Вернёмся, когда подешевеете».</w:t>
+      </w:r>
+    </w:p>
+    <w:p>
+      <w:pPr>
+        <w:pStyle w:val="BodyText"/>
+      </w:pPr>
+      <w:r>
+        <w:t xml:space="preserve">IRINA: А мы не подешевеем, потому что себестоимость этого не позволяет. Я всё посчитала.</w:t>
+      </w:r>
+    </w:p>
+    <w:p>
+      <w:pPr>
+        <w:pStyle w:val="BodyText"/>
+      </w:pPr>
+      <w:r>
+        <w:t xml:space="preserve">ALEKSEY: Мы проигрываем в цене, но не в кодах.</w:t>
+      </w:r>
+    </w:p>
+    <w:p>
+      <w:pPr>
+        <w:pStyle w:val="BodyText"/>
+      </w:pPr>
+      <w:r>
+        <w:t xml:space="preserve">OLGA: Алексей, клиники платят не кодами, а рублями.</w:t>
+      </w:r>
+    </w:p>
+    <w:p>
+      <w:pPr>
+        <w:pStyle w:val="BodyText"/>
+      </w:pPr>
+      <w:r>
+        <w:t xml:space="preserve">ALEKSEY: Знаю. Завтра в девять собираемся все. Будем говорить о том, сколько стоит честность и кто за неё платит.</w:t>
       </w:r>
     </w:p>
     <w:p>
@@ -3275,7 +3275,7 @@
         <w:t xml:space="preserve">“</w:t>
       </w:r>
       <w:r>
-        <w:t xml:space="preserve">Именно. Номер можно скопировать. Картинку можно напечатать. Но использовать код можно только один раз. Второй раз он уже чужой, даже если напечатан на лучшем принтере.</w:t>
+        <w:t xml:space="preserve">Именно. Номер можно скопировать, и картинку можно напечатать. Но использовать код можно только один раз. Во второй раз он уже чужой, даже если его напечатали на самом лучшем принтере в мире.</w:t>
       </w:r>
       <w:r>
         <w:t xml:space="preserve">”</w:t>
@@ -3393,19 +3393,19 @@
               <w:jc w:val="left"/>
             </w:pPr>
             <w:r>
-              <w:t xml:space="preserve">Номер можно скопировать. Картинку можно напечатать.</w:t>
-            </w:r>
-          </w:p>
-        </w:tc>
-        <w:tc>
-          <w:tcPr/>
-          <w:p>
-            <w:pPr>
-              <w:pStyle w:val="Compact"/>
-              <w:jc w:val="left"/>
-            </w:pPr>
-            <w:r>
-              <w:t xml:space="preserve">можно + 완료상 부정사 반복</w:t>
+              <w:t xml:space="preserve">Номер можно скопировать, и картинку можно напечатать.</w:t>
+            </w:r>
+          </w:p>
+        </w:tc>
+        <w:tc>
+          <w:tcPr/>
+          <w:p>
+            <w:pPr>
+              <w:pStyle w:val="Compact"/>
+              <w:jc w:val="left"/>
+            </w:pPr>
+            <w:r>
+              <w:t xml:space="preserve">можно + 완료상 부정사 반복, и로 연결</w:t>
             </w:r>
           </w:p>
         </w:tc>
@@ -3469,7 +3469,7 @@
               <w:jc w:val="left"/>
             </w:pPr>
             <w:r>
-              <w:t xml:space="preserve">Второй раз он уже чужой…</w:t>
+              <w:t xml:space="preserve">Во второй раз он уже чужой…</w:t>
             </w:r>
           </w:p>
         </w:tc>
@@ -3507,19 +3507,19 @@
               <w:jc w:val="left"/>
             </w:pPr>
             <w:r>
-              <w:t xml:space="preserve">…даже если напечатан на лучшем принтере.</w:t>
-            </w:r>
-          </w:p>
-        </w:tc>
-        <w:tc>
-          <w:tcPr/>
-          <w:p>
-            <w:pPr>
-              <w:pStyle w:val="Compact"/>
-              <w:jc w:val="left"/>
-            </w:pPr>
-            <w:r>
-              <w:t xml:space="preserve">даже если + 피동 단어미</w:t>
+              <w:t xml:space="preserve">…даже если его напечатали на самом лучшем принтере в мире.</w:t>
+            </w:r>
+          </w:p>
+        </w:tc>
+        <w:tc>
+          <w:tcPr/>
+          <w:p>
+            <w:pPr>
+              <w:pStyle w:val="Compact"/>
+              <w:jc w:val="left"/>
+            </w:pPr>
+            <w:r>
+              <w:t xml:space="preserve">даже если + 3인칭 복수 무인칭 + 최상급(самый)</w:t>
             </w:r>
           </w:p>
         </w:tc>
@@ -3543,7 +3543,7 @@
         <w:t xml:space="preserve">“</w:t>
       </w:r>
       <w:r>
-        <w:t xml:space="preserve">X можно…, Y можно… Но Z можно только… Второй раз…, даже если…</w:t>
+        <w:t xml:space="preserve">X можно…, и Y можно… Но Z можно только… Во второй раз…, даже если…</w:t>
       </w:r>
       <w:r>
         <w:t xml:space="preserve">”</w:t>
@@ -3562,7 +3562,7 @@
         <w:t xml:space="preserve"> </w:t>
       </w:r>
       <w:r>
-        <w:t xml:space="preserve">но · только · даже если</w:t>
+        <w:t xml:space="preserve">и · но · только · даже если</w:t>
       </w:r>
       <w:r>
         <w:t xml:space="preserve"> </w:t>
@@ -3596,7 +3596,7 @@
         <w:t xml:space="preserve"> </w:t>
       </w:r>
       <w:r>
-        <w:t xml:space="preserve">구조로 25~30단어로 설명하기.</w:t>
+        <w:t xml:space="preserve">구조로 30~50단어로 설명하기.</w:t>
       </w:r>
     </w:p>
     <w:bookmarkEnd w:id="30"/>
@@ -4094,31 +4094,31 @@
         <w:pStyle w:val="FirstParagraph"/>
       </w:pPr>
       <w:r>
-        <w:t xml:space="preserve">루스탐: 컨테이너 열었어요. 첫 상자. 알렉세이 니콜라예비치, 여기 보세요. 새 스티커예요.</w:t>
-      </w:r>
-    </w:p>
-    <w:p>
-      <w:pPr>
-        <w:pStyle w:val="BodyText"/>
-      </w:pPr>
-      <w:r>
-        <w:t xml:space="preserve">알렉세이: 작은 네모. 약국 약에 있는 것 같네요.</w:t>
-      </w:r>
-    </w:p>
-    <w:p>
-      <w:pPr>
-        <w:pStyle w:val="BodyText"/>
-      </w:pPr>
-      <w:r>
-        <w:t xml:space="preserve">루스탐: 데이터 매트릭스예요. 상자마다, 주사기마다. 휴대폰으로 스캔해요. 자.</w:t>
-      </w:r>
-    </w:p>
-    <w:p>
-      <w:pPr>
-        <w:pStyle w:val="BodyText"/>
-      </w:pPr>
-      <w:r>
-        <w:t xml:space="preserve">알렉세이: 뭐라고 나와요?</w:t>
+        <w:t xml:space="preserve">루스탐: 컨테이너 열었어요, 이게 첫 상자예요. 알렉세이 니콜라예비치, 여기 보세요. 새 스티커가 있어요.</w:t>
+      </w:r>
+    </w:p>
+    <w:p>
+      <w:pPr>
+        <w:pStyle w:val="BodyText"/>
+      </w:pPr>
+      <w:r>
+        <w:t xml:space="preserve">알렉세이: 작은 네모네요, 약국에서 파는 약에 있는 것과 똑같이.</w:t>
+      </w:r>
+    </w:p>
+    <w:p>
+      <w:pPr>
+        <w:pStyle w:val="BodyText"/>
+      </w:pPr>
+      <w:r>
+        <w:t xml:space="preserve">루스탐: 데이터 매트릭스예요. 상자마다, 주사기마다 있고, 휴대폰으로 스캔해요. 이렇게요.</w:t>
+      </w:r>
+    </w:p>
+    <w:p>
+      <w:pPr>
+        <w:pStyle w:val="BodyText"/>
+      </w:pPr>
+      <w:r>
+        <w:t xml:space="preserve">알렉세이: 스캔하면 뭐라고 나와요?</w:t>
       </w:r>
     </w:p>
     <w:p>
@@ -4134,23 +4134,23 @@
         <w:pStyle w:val="BodyText"/>
       </w:pPr>
       <w:r>
-        <w:t xml:space="preserve">소희: 돼요? 모스크바, 보여요? 우리 쪽에도 보여요.</w:t>
-      </w:r>
-    </w:p>
-    <w:p>
-      <w:pPr>
-        <w:pStyle w:val="BodyText"/>
-      </w:pPr>
-      <w:r>
-        <w:t xml:space="preserve">도윤: 정 팀장님 말씀: 원주에서도 여러분 스캔이 보여요. 여러분보다 3초 늦게.</w:t>
-      </w:r>
-    </w:p>
-    <w:p>
-      <w:pPr>
-        <w:pStyle w:val="BodyText"/>
-      </w:pPr>
-      <w:r>
-        <w:t xml:space="preserve">알렉세이: 3초. 포돌스크에서 원주까지.</w:t>
+        <w:t xml:space="preserve">소희: 돼요? 모스크바, 보여요? 우리 쪽에도 아주 잘 보여요.</w:t>
+      </w:r>
+    </w:p>
+    <w:p>
+      <w:pPr>
+        <w:pStyle w:val="BodyText"/>
+      </w:pPr>
+      <w:r>
+        <w:t xml:space="preserve">도윤: 정 팀장님 말씀이, 원주에서도 여러분 스캔이 겨우 3초 늦게 보인대요.</w:t>
+      </w:r>
+    </w:p>
+    <w:p>
+      <w:pPr>
+        <w:pStyle w:val="BodyText"/>
+      </w:pPr>
+      <w:r>
+        <w:t xml:space="preserve">알렉세이: 포돌스크에서 원주까지 3초라니, 믿기지가 않네요.</w:t>
       </w:r>
     </w:p>
     <w:p>
@@ -4166,31 +4166,31 @@
         <w:pStyle w:val="BodyText"/>
       </w:pPr>
       <w:r>
-        <w:t xml:space="preserve">알렉세이: 아빠? 마지막 월요일에 오시잖아요. 오늘은 첫 월요일인데.</w:t>
-      </w:r>
-    </w:p>
-    <w:p>
-      <w:pPr>
-        <w:pStyle w:val="BodyText"/>
-      </w:pPr>
-      <w:r>
-        <w:t xml:space="preserve">니콜라이: 오늘은 특별하잖아. 새 컨테이너. 내 연필 없이 어떻게 하는지 보고 싶었다.</w:t>
-      </w:r>
-    </w:p>
-    <w:p>
-      <w:pPr>
-        <w:pStyle w:val="BodyText"/>
-      </w:pPr>
-      <w:r>
-        <w:t xml:space="preserve">루스탐: 연필과 함께예요, 니콜라이 페트로비치. 스캔은 스캔이고. 재고 조사는 재고 조사죠. 하나가 다른 하나를 확인해요.</w:t>
-      </w:r>
-    </w:p>
-    <w:p>
-      <w:pPr>
-        <w:pStyle w:val="BodyText"/>
-      </w:pPr>
-      <w:r>
-        <w:t xml:space="preserve">니콜라이: 그렇지. 맞아. 기계도 사람만큼 거짓말을 해. 더 빠를 뿐이지.</w:t>
+        <w:t xml:space="preserve">알렉세이: 아빠? 보통 마지막 월요일에 오시잖아요, 오늘은 첫 월요일인데.</w:t>
+      </w:r>
+    </w:p>
+    <w:p>
+      <w:pPr>
+        <w:pStyle w:val="BodyText"/>
+      </w:pPr>
+      <w:r>
+        <w:t xml:space="preserve">니콜라이: 새 컨테이너가 왔으니 오늘은 특별하지. 내 연필 없이 어떻게 하는지 보고 싶었다.</w:t>
+      </w:r>
+    </w:p>
+    <w:p>
+      <w:pPr>
+        <w:pStyle w:val="BodyText"/>
+      </w:pPr>
+      <w:r>
+        <w:t xml:space="preserve">루스탐: 연필과 함께예요, 니콜라이 페트로비치. 스캔은 스캔이고 재고 조사는 재고 조사죠. 하나가 다른 하나를 확인해요.</w:t>
+      </w:r>
+    </w:p>
+    <w:p>
+      <w:pPr>
+        <w:pStyle w:val="BodyText"/>
+      </w:pPr>
+      <w:r>
+        <w:t xml:space="preserve">니콜라이: 그렇지, 그게 맞아. 기계도 사람만큼 거짓말을 해, 더 빠를 뿐이지.</w:t>
       </w:r>
     </w:p>
     <w:p>
@@ -4206,7 +4206,7 @@
         <w:pStyle w:val="BodyText"/>
       </w:pPr>
       <w:r>
-        <w:t xml:space="preserve">알렉세이: 상자 천 개. 스캔 천 번. 루스탐, 얼마나 걸려요?</w:t>
+        <w:t xml:space="preserve">알렉세이: 상자 천 개면 스캔 천 번이네요. 루스탐, 시간이 얼마나 걸려요?</w:t>
       </w:r>
     </w:p>
     <w:bookmarkEnd w:id="33"/>
@@ -4224,39 +4224,39 @@
         <w:pStyle w:val="FirstParagraph"/>
       </w:pPr>
       <w:r>
-        <w:t xml:space="preserve">예고르: 상자 천 개에 40분. 이제 구조. 상태 네 가지. 창고. 클리닉. 사용됨. 그리고 빨강.</w:t>
-      </w:r>
-    </w:p>
-    <w:p>
-      <w:pPr>
-        <w:pStyle w:val="BodyText"/>
-      </w:pPr>
-      <w:r>
-        <w:t xml:space="preserve">이리나: 천천히요, 예고르. 우린 프로그래머가 아니에요.</w:t>
-      </w:r>
-    </w:p>
-    <w:p>
-      <w:pPr>
-        <w:pStyle w:val="BodyText"/>
-      </w:pPr>
-      <w:r>
-        <w:t xml:space="preserve">예고르: 좋아요. 주사기가 창고에 오면 — 루스탐이 스캔. 상태 「창고」. 클리닉으로 출고 — 다시 스캔. 상태 「클리닉」과 클리닉 이름. 모든 단계가 데이터베이스에 영원히 남아요.</w:t>
-      </w:r>
-    </w:p>
-    <w:p>
-      <w:pPr>
-        <w:pStyle w:val="BodyText"/>
-      </w:pPr>
-      <w:r>
-        <w:t xml:space="preserve">올가: 그다음은요?</w:t>
-      </w:r>
-    </w:p>
-    <w:p>
-      <w:pPr>
-        <w:pStyle w:val="BodyText"/>
-      </w:pPr>
-      <w:r>
-        <w:t xml:space="preserve">예고르: 그다음 간호사가 시술 전에 주사기를 열어요. 스캔. 상태 「사용됨」. 끝. 주사기의 일생이 끝났어요.</w:t>
+        <w:t xml:space="preserve">예고르: 상자 천 개에 40분이요. 이제 구조를 볼게요. 주사기 상태는 네 가지예요: 창고, 클리닉, 사용됨, 그리고 빨강.</w:t>
+      </w:r>
+    </w:p>
+    <w:p>
+      <w:pPr>
+        <w:pStyle w:val="BodyText"/>
+      </w:pPr>
+      <w:r>
+        <w:t xml:space="preserve">이리나: 좀 천천히요, 예고르. 우린 프로그래머가 아니잖아요.</w:t>
+      </w:r>
+    </w:p>
+    <w:p>
+      <w:pPr>
+        <w:pStyle w:val="BodyText"/>
+      </w:pPr>
+      <w:r>
+        <w:t xml:space="preserve">예고르: 좋아요. 주사기가 창고에 오면 루스탐이 스캔하고, 상태가 「창고」가 돼요. 클리닉으로 출고할 때 다시 스캔하면 상태가 클리닉 이름과 함께 「클리닉」이 돼요. 모든 단계가 데이터베이스에 영원히 남아요.</w:t>
+      </w:r>
+    </w:p>
+    <w:p>
+      <w:pPr>
+        <w:pStyle w:val="BodyText"/>
+      </w:pPr>
+      <w:r>
+        <w:t xml:space="preserve">올가: 그다음엔 주사기가 어떻게 돼요?</w:t>
+      </w:r>
+    </w:p>
+    <w:p>
+      <w:pPr>
+        <w:pStyle w:val="BodyText"/>
+      </w:pPr>
+      <w:r>
+        <w:t xml:space="preserve">예고르: 그다음 간호사가 시술 전에 주사기를 열면서 스캔해요. 상태가 「사용됨」이 되고, 그걸로 주사기의 일생이 끝나요.</w:t>
       </w:r>
     </w:p>
     <w:p>
@@ -4272,103 +4272,103 @@
         <w:pStyle w:val="BodyText"/>
       </w:pPr>
       <w:r>
-        <w:t xml:space="preserve">예고르: 그럼 빨강. 시스템이 이렇게 써요: 「이 코드는 언제, 어디서 이미 사용되었습니다. 상담선에 전화하세요」. 그리고 상담선은 그걸 즉시 봐요, 같은 순간에, 조야의 큰 화면에서.</w:t>
-      </w:r>
-    </w:p>
-    <w:p>
-      <w:pPr>
-        <w:pStyle w:val="BodyText"/>
-      </w:pPr>
-      <w:r>
-        <w:t xml:space="preserve">이리나: 1월에 내가 원했던 거예요. 「있다」가 아니라 「어디」와 「몇 번」.</w:t>
-      </w:r>
-    </w:p>
-    <w:p>
-      <w:pPr>
-        <w:pStyle w:val="BodyText"/>
-      </w:pPr>
-      <w:r>
-        <w:t xml:space="preserve">예고르: 바로 그거예요. 번호는 복사할 수 있어요. 그림은 인쇄할 수 있고요. 하지만 코드는 한 번만 쓸 수 있어요. 두 번째엔 이미 남의 것이에요, 최고의 프린터로 찍었어도.</w:t>
-      </w:r>
-    </w:p>
-    <w:p>
-      <w:pPr>
-        <w:pStyle w:val="BodyText"/>
-      </w:pPr>
-      <w:r>
-        <w:t xml:space="preserve">디마: 환자는요? 환자도 확인할 수 있어요?</w:t>
-      </w:r>
-    </w:p>
-    <w:p>
-      <w:pPr>
-        <w:pStyle w:val="BodyText"/>
-      </w:pPr>
-      <w:r>
-        <w:t xml:space="preserve">예고르: 있어요. 간호사가 환자 차트에 작은 스티커를 붙여요. 환자는 집에서 휴대폰으로 스캔해요. 보이는 건: 정품, 러시아용, 어느 클리닉, 날짜. 그 이상은 알 필요 없어요.</w:t>
-      </w:r>
-    </w:p>
-    <w:p>
-      <w:pPr>
-        <w:pStyle w:val="BodyText"/>
-      </w:pPr>
-      <w:r>
-        <w:t xml:space="preserve">올가: 환자 성 없이. 전화번호 없이. 개인적인 건 전부 없이.</w:t>
-      </w:r>
-    </w:p>
-    <w:p>
-      <w:pPr>
-        <w:pStyle w:val="BodyText"/>
-      </w:pPr>
-      <w:r>
-        <w:t xml:space="preserve">예고르: 없이요. 우린 주사기의 일생만 저장해요. 사람의 일생이 아니라.</w:t>
-      </w:r>
-    </w:p>
-    <w:p>
-      <w:pPr>
-        <w:pStyle w:val="BodyText"/>
-      </w:pPr>
-      <w:r>
-        <w:t xml:space="preserve">올가: 그럼 개인정보법에 안 걸려요. 좋아요. 자이체프가 확인하겠지만, 좋아요.</w:t>
-      </w:r>
-    </w:p>
-    <w:p>
-      <w:pPr>
-        <w:pStyle w:val="BodyText"/>
-      </w:pPr>
-      <w:r>
-        <w:t xml:space="preserve">이리나: 가격. 예고르, 얼마예요?</w:t>
-      </w:r>
-    </w:p>
-    <w:p>
-      <w:pPr>
-        <w:pStyle w:val="BodyText"/>
-      </w:pPr>
-      <w:r>
-        <w:t xml:space="preserve">예고르: 개발 — 320만. 유지 — 월 9만. 서버는 러시아에, 법대로.</w:t>
-      </w:r>
-    </w:p>
-    <w:p>
-      <w:pPr>
-        <w:pStyle w:val="BodyText"/>
-      </w:pPr>
-      <w:r>
-        <w:t xml:space="preserve">이리나: 320. 작년 이익의 거의 절반이에요.</w:t>
-      </w:r>
-    </w:p>
-    <w:p>
-      <w:pPr>
-        <w:pStyle w:val="BodyText"/>
-      </w:pPr>
-      <w:r>
-        <w:t xml:space="preserve">알렉세이: 거의 절반. 그리고 작년에 우리가 그 이익을 번 이유이기도 하죠.</w:t>
-      </w:r>
-    </w:p>
-    <w:p>
-      <w:pPr>
-        <w:pStyle w:val="BodyText"/>
-      </w:pPr>
-      <w:r>
-        <w:t xml:space="preserve">이리나: 알렉세이, 반대하는 거 아니에요. 숫자를 말하는 거예요. 나중에 아무도 몰랐다고 하지 않게.</w:t>
+        <w:t xml:space="preserve">예고르: 그럼 빨강이에요. 시스템이 이렇게 써요: 「이 코드는 언제, 어디서 이미 사용되었습니다. 상담선에 전화하세요」. 그리고 아무도 전화하지 않아도, 상담선은 바로 그 순간 조야의 큰 화면에서 그걸 봐요.</w:t>
+      </w:r>
+    </w:p>
+    <w:p>
+      <w:pPr>
+        <w:pStyle w:val="BodyText"/>
+      </w:pPr>
+      <w:r>
+        <w:t xml:space="preserve">이리나: 그게 바로 1월에 내가 원했던 거예요. 「있다」가 아니라 「어디」와 「몇 번」.</w:t>
+      </w:r>
+    </w:p>
+    <w:p>
+      <w:pPr>
+        <w:pStyle w:val="BodyText"/>
+      </w:pPr>
+      <w:r>
+        <w:t xml:space="preserve">예고르: 바로 그거예요. 번호는 복사할 수 있고, 그림은 인쇄할 수 있어요. 하지만 코드는 한 번만 쓸 수 있어요. 두 번째엔 이미 남의 것이에요, 세상에서 제일 좋은 프린터로 찍었어도.</w:t>
+      </w:r>
+    </w:p>
+    <w:p>
+      <w:pPr>
+        <w:pStyle w:val="BodyText"/>
+      </w:pPr>
+      <w:r>
+        <w:t xml:space="preserve">디마: 환자는요? 환자도 그걸 확인할 수 있어요?</w:t>
+      </w:r>
+    </w:p>
+    <w:p>
+      <w:pPr>
+        <w:pStyle w:val="BodyText"/>
+      </w:pPr>
+      <w:r>
+        <w:t xml:space="preserve">예고르: 있어요. 간호사가 환자 차트에 작은 스티커를 붙이면, 환자가 집에서 휴대폰으로 스캔해요. 정품, 러시아용, 어느 클리닉, 날짜가 보여요. 그 이상은 알 필요 없고, 그게 아주 중요해요.</w:t>
+      </w:r>
+    </w:p>
+    <w:p>
+      <w:pPr>
+        <w:pStyle w:val="BodyText"/>
+      </w:pPr>
+      <w:r>
+        <w:t xml:space="preserve">올가: 그걸 전부 환자 성도, 전화번호도, 개인적인 것도 없이요?</w:t>
+      </w:r>
+    </w:p>
+    <w:p>
+      <w:pPr>
+        <w:pStyle w:val="BodyText"/>
+      </w:pPr>
+      <w:r>
+        <w:t xml:space="preserve">예고르: 네, 전부 없이요. 우린 주사기의 일생만 저장해요. 사람의 일생이 아니라.</w:t>
+      </w:r>
+    </w:p>
+    <w:p>
+      <w:pPr>
+        <w:pStyle w:val="BodyText"/>
+      </w:pPr>
+      <w:r>
+        <w:t xml:space="preserve">올가: 그럼 개인정보법에 안 걸려요. 좋아요. 자이체프가 물론 확인하겠지만, 좋아요.</w:t>
+      </w:r>
+    </w:p>
+    <w:p>
+      <w:pPr>
+        <w:pStyle w:val="BodyText"/>
+      </w:pPr>
+      <w:r>
+        <w:t xml:space="preserve">이리나: 이제 가격이요. 예고르, 이거 전부 얼마예요?</w:t>
+      </w:r>
+    </w:p>
+    <w:p>
+      <w:pPr>
+        <w:pStyle w:val="BodyText"/>
+      </w:pPr>
+      <w:r>
+        <w:t xml:space="preserve">예고르: 개발이 320만, 유지가 월 9만이에요. 서버는 법대로 러시아에 둬요.</w:t>
+      </w:r>
+    </w:p>
+    <w:p>
+      <w:pPr>
+        <w:pStyle w:val="BodyText"/>
+      </w:pPr>
+      <w:r>
+        <w:t xml:space="preserve">이리나: 320만… 작년 이익의 거의 절반이에요.</w:t>
+      </w:r>
+    </w:p>
+    <w:p>
+      <w:pPr>
+        <w:pStyle w:val="BodyText"/>
+      </w:pPr>
+      <w:r>
+        <w:t xml:space="preserve">알렉세이: 거의 절반이죠. 하지만 바로 이걸 위해서 작년에 그 이익을 번 거예요.</w:t>
+      </w:r>
+    </w:p>
+    <w:p>
+      <w:pPr>
+        <w:pStyle w:val="BodyText"/>
+      </w:pPr>
+      <w:r>
+        <w:t xml:space="preserve">이리나: 알렉세이, 반대하는 거 아니에요. 나중에 아무도 몰랐다고 하지 않게 숫자를 말하는 것뿐이에요.</w:t>
       </w:r>
     </w:p>
     <w:p>
@@ -4384,63 +4384,63 @@
         <w:pStyle w:val="BodyText"/>
       </w:pPr>
       <w:r>
-        <w:t xml:space="preserve">알렉세이: 그쪽 돈이야. 전 세계로 가는 모든 상자에. 대표님이 그랬잖아: 수치가 더 비싸다고.</w:t>
-      </w:r>
-    </w:p>
-    <w:p>
-      <w:pPr>
-        <w:pStyle w:val="BodyText"/>
-      </w:pPr>
-      <w:r>
-        <w:t xml:space="preserve">디마: 클리닉 얘기 해도 돼요? 간호사에게 스캐너가 필요해요?</w:t>
-      </w:r>
-    </w:p>
-    <w:p>
-      <w:pPr>
-        <w:pStyle w:val="BodyText"/>
-      </w:pPr>
-      <w:r>
-        <w:t xml:space="preserve">예고르: 아니요. 휴대폰. 앱이든 그냥 카메라든. 3초.</w:t>
-      </w:r>
-    </w:p>
-    <w:p>
-      <w:pPr>
-        <w:pStyle w:val="BodyText"/>
-      </w:pPr>
-      <w:r>
-        <w:t xml:space="preserve">디마: 3초면 좋죠. 하지만 클리닉을 알아요. 금요일 저녁엔 간호사가 스캔할 정신이 없어요.</w:t>
-      </w:r>
-    </w:p>
-    <w:p>
-      <w:pPr>
-        <w:pStyle w:val="BodyText"/>
-      </w:pPr>
-      <w:r>
-        <w:t xml:space="preserve">올가: 그게 진짜 질문이에요. 시스템은 사람들이 쓰는 동안만 작동해요.</w:t>
-      </w:r>
-    </w:p>
-    <w:p>
-      <w:pPr>
-        <w:pStyle w:val="BodyText"/>
-      </w:pPr>
-      <w:r>
-        <w:t xml:space="preserve">예고르: 그래서 — 파일럿. 체인 하나. 한 달. 어디서 깨지는지 봐요.</w:t>
-      </w:r>
-    </w:p>
-    <w:p>
-      <w:pPr>
-        <w:pStyle w:val="BodyText"/>
-      </w:pPr>
-      <w:r>
-        <w:t xml:space="preserve">알렉세이: 어느 체인?</w:t>
-      </w:r>
-    </w:p>
-    <w:p>
-      <w:pPr>
-        <w:pStyle w:val="BodyText"/>
-      </w:pPr>
-      <w:r>
-        <w:t xml:space="preserve">디마: 「에스테티카」. 갈리나 페트로브나. 클리닉 여섯 곳. 거기서 되면 — 어디서나 돼요.</w:t>
+        <w:t xml:space="preserve">알렉세이: 그쪽 돈이야. 전 세계로 가는 모든 상자에 코드가 붙어. 대표님이 수치가 더 비싸다고 했잖아.</w:t>
+      </w:r>
+    </w:p>
+    <w:p>
+      <w:pPr>
+        <w:pStyle w:val="BodyText"/>
+      </w:pPr>
+      <w:r>
+        <w:t xml:space="preserve">디마: 클리닉 얘기 해도 돼요? 간호사에게 따로 스캐너가 필요해요?</w:t>
+      </w:r>
+    </w:p>
+    <w:p>
+      <w:pPr>
+        <w:pStyle w:val="BodyText"/>
+      </w:pPr>
+      <w:r>
+        <w:t xml:space="preserve">예고르: 아니요, 휴대폰만 있으면 돼요. 앱이든 그냥 카메라든. 3초 걸려요.</w:t>
+      </w:r>
+    </w:p>
+    <w:p>
+      <w:pPr>
+        <w:pStyle w:val="BodyText"/>
+      </w:pPr>
+      <w:r>
+        <w:t xml:space="preserve">디마: 3초면 좋죠. 하지만 클리닉을 알아요. 금요일 저녁엔 간호사가 스캔할 정신이 절대 없어요.</w:t>
+      </w:r>
+    </w:p>
+    <w:p>
+      <w:pPr>
+        <w:pStyle w:val="BodyText"/>
+      </w:pPr>
+      <w:r>
+        <w:t xml:space="preserve">올가: 그게 진짜 질문이에요. 시스템은 사람들이 쓰는 동안만 작동하니까요.</w:t>
+      </w:r>
+    </w:p>
+    <w:p>
+      <w:pPr>
+        <w:pStyle w:val="BodyText"/>
+      </w:pPr>
+      <w:r>
+        <w:t xml:space="preserve">예고르: 그래서 파일럿이 필요해요. 체인 하나, 한 달. 어디서 깨지는지 보는 거예요.</w:t>
+      </w:r>
+    </w:p>
+    <w:p>
+      <w:pPr>
+        <w:pStyle w:val="BodyText"/>
+      </w:pPr>
+      <w:r>
+        <w:t xml:space="preserve">알렉세이: 어느 체인을 생각해요?</w:t>
+      </w:r>
+    </w:p>
+    <w:p>
+      <w:pPr>
+        <w:pStyle w:val="BodyText"/>
+      </w:pPr>
+      <w:r>
+        <w:t xml:space="preserve">디마: 갈리나 페트로브나의 「에스테티카」요, 클리닉이 여섯 곳이에요. 거기서 되면 어디서나 돼요.</w:t>
       </w:r>
     </w:p>
     <w:p>
@@ -4456,47 +4456,47 @@
         <w:pStyle w:val="BodyText"/>
       </w:pPr>
       <w:r>
-        <w:t xml:space="preserve">디마: 그래서요. 그분이 「예」라고 하면 — 이득이라는 뜻이에요. 그분한텐 우리의 「정직」은 필요 없어요. 「편리」가 필요하죠. 정직이 편리와 겹치면 레즈니크가 제일 먼저 사요.</w:t>
-      </w:r>
-    </w:p>
-    <w:p>
-      <w:pPr>
-        <w:pStyle w:val="BodyText"/>
-      </w:pPr>
-      <w:r>
-        <w:t xml:space="preserve">알렉세이: 레즈니크에게 전화해요. 오늘. 파일럿은 — 내일부터.</w:t>
-      </w:r>
-    </w:p>
-    <w:p>
-      <w:pPr>
-        <w:pStyle w:val="BodyText"/>
-      </w:pPr>
-      <w:r>
-        <w:t xml:space="preserve">예고르: 내일요? 일주일 뒤로 계획했는데요.</w:t>
-      </w:r>
-    </w:p>
-    <w:p>
-      <w:pPr>
-        <w:pStyle w:val="BodyText"/>
-      </w:pPr>
-      <w:r>
-        <w:t xml:space="preserve">알렉세이: 예고르, 우리 번호의 복사본이 여러 도시에 아홉 개야. 일주일이면 — 아홉 개 더.</w:t>
-      </w:r>
-    </w:p>
-    <w:p>
-      <w:pPr>
-        <w:pStyle w:val="BodyText"/>
-      </w:pPr>
-      <w:r>
-        <w:t xml:space="preserve">예고르: 알겠어요. 내일. 안 잘게요.</w:t>
-      </w:r>
-    </w:p>
-    <w:p>
-      <w:pPr>
-        <w:pStyle w:val="BodyText"/>
-      </w:pPr>
-      <w:r>
-        <w:t xml:space="preserve">이리나: 자요. 논의 대상이 아니에요. 지친 프로그래머는 구멍이 하나 더 생기는 거예요.</w:t>
+        <w:t xml:space="preserve">디마: 바로 그래서요. 그분이 「예」라고 하면 이득이라는 뜻이에요. 그분한텐 우리의 「정직」은 필요 없고 「편리」가 필요해요. 그런데 정직이 편리와 겹치면 레즈니크가 다른 클리닉보다 제일 먼저 사요.</w:t>
+      </w:r>
+    </w:p>
+    <w:p>
+      <w:pPr>
+        <w:pStyle w:val="BodyText"/>
+      </w:pPr>
+      <w:r>
+        <w:t xml:space="preserve">알렉세이: 오늘 레즈니크에게 전화해요. 파일럿은 내일부터 시작해요.</w:t>
+      </w:r>
+    </w:p>
+    <w:p>
+      <w:pPr>
+        <w:pStyle w:val="BodyText"/>
+      </w:pPr>
+      <w:r>
+        <w:t xml:space="preserve">예고르: 벌써 내일요? 일주일 뒤에 시작하려고 했는데요.</w:t>
+      </w:r>
+    </w:p>
+    <w:p>
+      <w:pPr>
+        <w:pStyle w:val="BodyText"/>
+      </w:pPr>
+      <w:r>
+        <w:t xml:space="preserve">알렉세이: 예고르, 우리 번호의 복사본이 여러 도시에 아홉 개고, 일주일이면 아홉 개가 더 생겨.</w:t>
+      </w:r>
+    </w:p>
+    <w:p>
+      <w:pPr>
+        <w:pStyle w:val="BodyText"/>
+      </w:pPr>
+      <w:r>
+        <w:t xml:space="preserve">예고르: 알겠어요. 그럼 내일이요. 오늘 밤은 안 잘게요.</w:t>
+      </w:r>
+    </w:p>
+    <w:p>
+      <w:pPr>
+        <w:pStyle w:val="BodyText"/>
+      </w:pPr>
+      <w:r>
+        <w:t xml:space="preserve">이리나: 자요, 논의 대상이 아니에요. 지친 프로그래머는 시스템에 구멍이 하나 더 생기는 거예요.</w:t>
       </w:r>
     </w:p>
     <w:bookmarkEnd w:id="34"/>
@@ -4514,55 +4514,55 @@
         <w:pStyle w:val="FirstParagraph"/>
       </w:pPr>
       <w:r>
-        <w:t xml:space="preserve">갈리나: 클리닉 여섯, 분기에 주사기 250개. 그걸 하나하나 — 스캔? 우리 간호사들이 날 죽일 거예요.</w:t>
-      </w:r>
-    </w:p>
-    <w:p>
-      <w:pPr>
-        <w:pStyle w:val="BodyText"/>
-      </w:pPr>
-      <w:r>
-        <w:t xml:space="preserve">디마: 갈리나 페트로브나, 3초예요. 하나만 해 봐요. 지금.</w:t>
-      </w:r>
-    </w:p>
-    <w:p>
-      <w:pPr>
-        <w:pStyle w:val="BodyText"/>
-      </w:pPr>
-      <w:r>
-        <w:t xml:space="preserve">갈리나: 해 보죠. 크슈샤, 이리 와. 휴대폰 들고.</w:t>
-      </w:r>
-    </w:p>
-    <w:p>
-      <w:pPr>
-        <w:pStyle w:val="BodyText"/>
-      </w:pPr>
-      <w:r>
-        <w:t xml:space="preserve">크세니야: 안녕하세요. 수간호사 크세니야예요. 뭘 스캔해요?</w:t>
-      </w:r>
-    </w:p>
-    <w:p>
-      <w:pPr>
-        <w:pStyle w:val="BodyText"/>
-      </w:pPr>
-      <w:r>
-        <w:t xml:space="preserve">디마: 주사기에 있는 작은 네모요. 열기 전에.</w:t>
-      </w:r>
-    </w:p>
-    <w:p>
-      <w:pPr>
-        <w:pStyle w:val="BodyText"/>
-      </w:pPr>
-      <w:r>
-        <w:t xml:space="preserve">크세니야: 대고… 삑. 「정품. 러시아용. 「에스테티카」 노보슬로보드스카야 클리닉. 사용됨으로 표시할까요?」</w:t>
-      </w:r>
-    </w:p>
-    <w:p>
-      <w:pPr>
-        <w:pStyle w:val="BodyText"/>
-      </w:pPr>
-      <w:r>
-        <w:t xml:space="preserve">디마: 「예」 누르세요.</w:t>
+        <w:t xml:space="preserve">갈리나: 클리닉 여섯에 분기마다 주사기 250개예요. 그걸 하나하나 스캔하라고요? 우리 간호사들이 날 그냥 죽일 거예요.</w:t>
+      </w:r>
+    </w:p>
+    <w:p>
+      <w:pPr>
+        <w:pStyle w:val="BodyText"/>
+      </w:pPr>
+      <w:r>
+        <w:t xml:space="preserve">디마: 갈리나 페트로브나, 3초예요. 지금 바로 주사기 하나로 해 봐요.</w:t>
+      </w:r>
+    </w:p>
+    <w:p>
+      <w:pPr>
+        <w:pStyle w:val="BodyText"/>
+      </w:pPr>
+      <w:r>
+        <w:t xml:space="preserve">갈리나: 좋아요, 해 보죠. 크슈샤, 휴대폰 들고 이리 와.</w:t>
+      </w:r>
+    </w:p>
+    <w:p>
+      <w:pPr>
+        <w:pStyle w:val="BodyText"/>
+      </w:pPr>
+      <w:r>
+        <w:t xml:space="preserve">크세니야: 안녕하세요, 수간호사 크세니야예요. 뭘 스캔하면 돼요?</w:t>
+      </w:r>
+    </w:p>
+    <w:p>
+      <w:pPr>
+        <w:pStyle w:val="BodyText"/>
+      </w:pPr>
+      <w:r>
+        <w:t xml:space="preserve">디마: 주사기에 있는 작은 네모요. 다만 열기 전에 하세요.</w:t>
+      </w:r>
+    </w:p>
+    <w:p>
+      <w:pPr>
+        <w:pStyle w:val="BodyText"/>
+      </w:pPr>
+      <w:r>
+        <w:t xml:space="preserve">크세니야: 네모에 카메라를 대고… 삑. 「정품. 러시아용. 「에스테티카」 노보슬로보드스카야 클리닉. 사용됨으로 표시할까요?」</w:t>
+      </w:r>
+    </w:p>
+    <w:p>
+      <w:pPr>
+        <w:pStyle w:val="BodyText"/>
+      </w:pPr>
+      <w:r>
+        <w:t xml:space="preserve">디마: 「예」 눌러 주세요.</w:t>
       </w:r>
     </w:p>
     <w:p>
@@ -4578,175 +4578,175 @@
         <w:pStyle w:val="BodyText"/>
       </w:pPr>
       <w:r>
-        <w:t xml:space="preserve">갈리나: 환자 차트에. 여기, 첫 장에.</w:t>
-      </w:r>
-    </w:p>
-    <w:p>
-      <w:pPr>
-        <w:pStyle w:val="BodyText"/>
-      </w:pPr>
-      <w:r>
-        <w:t xml:space="preserve">크세니야: 갈리나 페트로브나, 이거 편해요. 지금은 로트 번호를 손으로 써요. 가끔 틀려요.</w:t>
-      </w:r>
-    </w:p>
-    <w:p>
-      <w:pPr>
-        <w:pStyle w:val="BodyText"/>
-      </w:pPr>
-      <w:r>
-        <w:t xml:space="preserve">갈리나: 틀려? 몇 번이나?</w:t>
-      </w:r>
-    </w:p>
-    <w:p>
-      <w:pPr>
-        <w:pStyle w:val="BodyText"/>
-      </w:pPr>
-      <w:r>
-        <w:t xml:space="preserve">크세니야: 한 달에 한 번은 꼭. 숫자가 작아서요.</w:t>
-      </w:r>
-    </w:p>
-    <w:p>
-      <w:pPr>
-        <w:pStyle w:val="BodyText"/>
-      </w:pPr>
-      <w:r>
-        <w:t xml:space="preserve">갈리나: 거봐. 몰랐던 실수에 내가 돈을 내고 있었네. 드미트리, 클리닉용 앱은 얼마예요?</w:t>
-      </w:r>
-    </w:p>
-    <w:p>
-      <w:pPr>
-        <w:pStyle w:val="BodyText"/>
-      </w:pPr>
-      <w:r>
-        <w:t xml:space="preserve">디마: 0이요. 클리닉은 무료예요. 우리가 내요.</w:t>
-      </w:r>
-    </w:p>
-    <w:p>
-      <w:pPr>
-        <w:pStyle w:val="BodyText"/>
-      </w:pPr>
-      <w:r>
-        <w:t xml:space="preserve">갈리나: 0. 또 아무것도 안 받네요. 당신이 무서워지기 시작해요, 드미트리.</w:t>
-      </w:r>
-    </w:p>
-    <w:p>
-      <w:pPr>
-        <w:pStyle w:val="BodyText"/>
-      </w:pPr>
-      <w:r>
-        <w:t xml:space="preserve">디마: 1년 전에 직접 말씀하셨잖아요: 당신 사람이 공급사보다 비쌌다고. 이건 당신 사람을 지켜 줘요.</w:t>
-      </w:r>
-    </w:p>
-    <w:p>
-      <w:pPr>
-        <w:pStyle w:val="BodyText"/>
-      </w:pPr>
-      <w:r>
-        <w:t xml:space="preserve">갈리나: 기억해요. 바딤. 좋아요. 환자는요?</w:t>
-      </w:r>
-    </w:p>
-    <w:p>
-      <w:pPr>
-        <w:pStyle w:val="BodyText"/>
-      </w:pPr>
-      <w:r>
-        <w:t xml:space="preserve">크세니야: 환자가 의자에 있어요. 보여 드려도 돼요? 엽서에 대해 물어봤어요.</w:t>
-      </w:r>
-    </w:p>
-    <w:p>
-      <w:pPr>
-        <w:pStyle w:val="BodyText"/>
-      </w:pPr>
-      <w:r>
-        <w:t xml:space="preserve">환자: 안녕하세요. 제 주사기를 확인할 수 있다면서요? 직접요?</w:t>
-      </w:r>
-    </w:p>
-    <w:p>
-      <w:pPr>
-        <w:pStyle w:val="BodyText"/>
-      </w:pPr>
-      <w:r>
-        <w:t xml:space="preserve">크세니야: 돼요. 이 스티커요. 카메라를 대세요.</w:t>
-      </w:r>
-    </w:p>
-    <w:p>
-      <w:pPr>
-        <w:pStyle w:val="BodyText"/>
-      </w:pPr>
-      <w:r>
-        <w:t xml:space="preserve">환자: 「정품. 러시아용. 「에스테티카」. 오늘 14시 2분 사용됨」. 이게 제 거예요?</w:t>
-      </w:r>
-    </w:p>
-    <w:p>
-      <w:pPr>
-        <w:pStyle w:val="BodyText"/>
-      </w:pPr>
-      <w:r>
-        <w:t xml:space="preserve">크세니야: 당신 거예요. 당신 것만. 아무도 다시 스캔 못 해요.</w:t>
-      </w:r>
-    </w:p>
-    <w:p>
-      <w:pPr>
-        <w:pStyle w:val="BodyText"/>
-      </w:pPr>
-      <w:r>
-        <w:t xml:space="preserve">환자: 여권 같네요. 사진 찍어서 엄마한테 보내도 돼요? 엄마가 크리스티나 그 방송을 봤거든요.</w:t>
-      </w:r>
-    </w:p>
-    <w:p>
-      <w:pPr>
-        <w:pStyle w:val="BodyText"/>
-      </w:pPr>
-      <w:r>
-        <w:t xml:space="preserve">갈리나: 보내세요. 크슈샤, 이제 이게 기준이야. 여섯 클리닉 전부. 월요일부터.</w:t>
-      </w:r>
-    </w:p>
-    <w:p>
-      <w:pPr>
-        <w:pStyle w:val="BodyText"/>
-      </w:pPr>
-      <w:r>
-        <w:t xml:space="preserve">디마: 갈리나 페트로브나, 파일럿은요? 한 달 하려고 했는데요.</w:t>
-      </w:r>
-    </w:p>
-    <w:p>
-      <w:pPr>
-        <w:pStyle w:val="BodyText"/>
-      </w:pPr>
-      <w:r>
-        <w:t xml:space="preserve">갈리나: 파일럿은 당신들 거고요. 나한텐 — 기준이에요. 사업 30년이에요. 자기 주사기를 엄마한테 보내고 싶어 하는 환자 한 명이면 충분해요. 그런 건 광고로 못 사요.</w:t>
-      </w:r>
-    </w:p>
-    <w:p>
-      <w:pPr>
-        <w:pStyle w:val="BodyText"/>
-      </w:pPr>
-      <w:r>
-        <w:t xml:space="preserve">디마: 적을게요. 내 인생 최고의 파일럿이에요.</w:t>
-      </w:r>
-    </w:p>
-    <w:p>
-      <w:pPr>
-        <w:pStyle w:val="BodyText"/>
-      </w:pPr>
-      <w:r>
-        <w:t xml:space="preserve">갈리나: 그리고 드미트리. 할인은 안 해 달라고 할게요. 처음으로. 그것도 적어요.</w:t>
-      </w:r>
-    </w:p>
-    <w:p>
-      <w:pPr>
-        <w:pStyle w:val="BodyText"/>
-      </w:pPr>
-      <w:r>
-        <w:t xml:space="preserve">디마: 적었어요. 두 번 밑줄 그었어요.</w:t>
-      </w:r>
-    </w:p>
-    <w:p>
-      <w:pPr>
-        <w:pStyle w:val="BodyText"/>
-      </w:pPr>
-      <w:r>
-        <w:t xml:space="preserve">갈리나: 세 번 그어요. 다시는 말 안 할 거니까.</w:t>
+        <w:t xml:space="preserve">갈리나: 환자 차트에, 여기 첫 장에.</w:t>
+      </w:r>
+    </w:p>
+    <w:p>
+      <w:pPr>
+        <w:pStyle w:val="BodyText"/>
+      </w:pPr>
+      <w:r>
+        <w:t xml:space="preserve">크세니야: 갈리나 페트로브나, 이거 정말 편해요. 지금은 로트 번호를 손으로 쓰는데 가끔 틀려요.</w:t>
+      </w:r>
+    </w:p>
+    <w:p>
+      <w:pPr>
+        <w:pStyle w:val="BodyText"/>
+      </w:pPr>
+      <w:r>
+        <w:t xml:space="preserve">갈리나: 틀린다고? 그게 몇 번이나 돼?</w:t>
+      </w:r>
+    </w:p>
+    <w:p>
+      <w:pPr>
+        <w:pStyle w:val="BodyText"/>
+      </w:pPr>
+      <w:r>
+        <w:t xml:space="preserve">크세니야: 숫자가 너무 작아서 한 달에 한 번은 꼭 틀려요.</w:t>
+      </w:r>
+    </w:p>
+    <w:p>
+      <w:pPr>
+        <w:pStyle w:val="BodyText"/>
+      </w:pPr>
+      <w:r>
+        <w:t xml:space="preserve">갈리나: 거봐요, 몰랐던 실수에 내가 돈을 내고 있었네. 드미트리, 클리닉용 앱은 얼마예요?</w:t>
+      </w:r>
+    </w:p>
+    <w:p>
+      <w:pPr>
+        <w:pStyle w:val="BodyText"/>
+      </w:pPr>
+      <w:r>
+        <w:t xml:space="preserve">디마: 하나도 안 받아요, 클리닉은 무료예요. 우리가 내요.</w:t>
+      </w:r>
+    </w:p>
+    <w:p>
+      <w:pPr>
+        <w:pStyle w:val="BodyText"/>
+      </w:pPr>
+      <w:r>
+        <w:t xml:space="preserve">갈리나: 0이요? 또 아무것도 안 받네요. 당신이 무서워지기 시작해요, 드미트리.</w:t>
+      </w:r>
+    </w:p>
+    <w:p>
+      <w:pPr>
+        <w:pStyle w:val="BodyText"/>
+      </w:pPr>
+      <w:r>
+        <w:t xml:space="preserve">디마: 1년 전에 직접 당신 사람이 공급사보다 비쌌다고 하셨잖아요. 이건 당신 사람을 지켜 줘요.</w:t>
+      </w:r>
+    </w:p>
+    <w:p>
+      <w:pPr>
+        <w:pStyle w:val="BodyText"/>
+      </w:pPr>
+      <w:r>
+        <w:t xml:space="preserve">갈리나: 기억해요, 바딤 얘기였죠. 좋아요. 그럼 환자는요?</w:t>
+      </w:r>
+    </w:p>
+    <w:p>
+      <w:pPr>
+        <w:pStyle w:val="BodyText"/>
+      </w:pPr>
+      <w:r>
+        <w:t xml:space="preserve">크세니야: 환자가 벌써 의자에 있어요. 보여 드려도 돼요? 마침 엽서에 대해 물어봤어요.</w:t>
+      </w:r>
+    </w:p>
+    <w:p>
+      <w:pPr>
+        <w:pStyle w:val="BodyText"/>
+      </w:pPr>
+      <w:r>
+        <w:t xml:space="preserve">환자: 안녕하세요. 제 주사기를 제가 직접 확인할 수 있다던데, 정말이에요?</w:t>
+      </w:r>
+    </w:p>
+    <w:p>
+      <w:pPr>
+        <w:pStyle w:val="BodyText"/>
+      </w:pPr>
+      <w:r>
+        <w:t xml:space="preserve">크세니야: 정말이에요. 이 스티커에 카메라만 대세요.</w:t>
+      </w:r>
+    </w:p>
+    <w:p>
+      <w:pPr>
+        <w:pStyle w:val="BodyText"/>
+      </w:pPr>
+      <w:r>
+        <w:t xml:space="preserve">환자: 「정품. 러시아용. 「에스테티카」. 오늘 14시 2분 사용됨」. 이게 제 주사기예요?</w:t>
+      </w:r>
+    </w:p>
+    <w:p>
+      <w:pPr>
+        <w:pStyle w:val="BodyText"/>
+      </w:pPr>
+      <w:r>
+        <w:t xml:space="preserve">크세니야: 네, 당신 거예요, 당신 것만. 아무도 다시 스캔 못 해요.</w:t>
+      </w:r>
+    </w:p>
+    <w:p>
+      <w:pPr>
+        <w:pStyle w:val="BodyText"/>
+      </w:pPr>
+      <w:r>
+        <w:t xml:space="preserve">환자: 꼭 여권 같네요. 사진 찍어서 엄마한테 보내도 돼요? 엄마가 크리스티나 그 방송을 봤거든요.</w:t>
+      </w:r>
+    </w:p>
+    <w:p>
+      <w:pPr>
+        <w:pStyle w:val="BodyText"/>
+      </w:pPr>
+      <w:r>
+        <w:t xml:space="preserve">갈리나: 보내세요. 크슈샤, 월요일부터 이게 여섯 클리닉 전부의 기준이야.</w:t>
+      </w:r>
+    </w:p>
+    <w:p>
+      <w:pPr>
+        <w:pStyle w:val="BodyText"/>
+      </w:pPr>
+      <w:r>
+        <w:t xml:space="preserve">디마: 갈리나 페트로브나, 파일럿은요? 한 달 동안 확인하려고 했는데요.</w:t>
+      </w:r>
+    </w:p>
+    <w:p>
+      <w:pPr>
+        <w:pStyle w:val="BodyText"/>
+      </w:pPr>
+      <w:r>
+        <w:t xml:space="preserve">갈리나: 파일럿은 당신들 거고요. 나한텐 기준이에요. 사업 30년인데, 자기 주사기를 엄마한테 보내고 싶어 하는 환자 한 명이면 충분해요. 그런 신뢰는 어떤 광고로도 못 사요, 믿어요.</w:t>
+      </w:r>
+    </w:p>
+    <w:p>
+      <w:pPr>
+        <w:pStyle w:val="BodyText"/>
+      </w:pPr>
+      <w:r>
+        <w:t xml:space="preserve">디마: 적을게요. 정말 내 인생 최고의 파일럿이에요.</w:t>
+      </w:r>
+    </w:p>
+    <w:p>
+      <w:pPr>
+        <w:pStyle w:val="BodyText"/>
+      </w:pPr>
+      <w:r>
+        <w:t xml:space="preserve">갈리나: 그리고 드미트리, 할인은 안 해 달라고 할게요, 평생 처음으로. 그것도 적어요.</w:t>
+      </w:r>
+    </w:p>
+    <w:p>
+      <w:pPr>
+        <w:pStyle w:val="BodyText"/>
+      </w:pPr>
+      <w:r>
+        <w:t xml:space="preserve">디마: 적고 두 번 밑줄 그었어요.</w:t>
+      </w:r>
+    </w:p>
+    <w:p>
+      <w:pPr>
+        <w:pStyle w:val="BodyText"/>
+      </w:pPr>
+      <w:r>
+        <w:t xml:space="preserve">갈리나: 세 번 그어요, 다시는 말 안 할 거니까.</w:t>
       </w:r>
     </w:p>
     <w:bookmarkEnd w:id="35"/>
@@ -4764,15 +4764,15 @@
         <w:pStyle w:val="FirstParagraph"/>
       </w:pPr>
       <w:r>
-        <w:t xml:space="preserve">예고르: 테스트. 위조 주사기 「C」. 금고에서. 스캔해요.</w:t>
-      </w:r>
-    </w:p>
-    <w:p>
-      <w:pPr>
-        <w:pStyle w:val="BodyText"/>
-      </w:pPr>
-      <w:r>
-        <w:t xml:space="preserve">이리나: 뭐가 보여요?</w:t>
+        <w:t xml:space="preserve">예고르: 테스트 시작할게요. 금고에서 위조 주사기 「C」를 꺼내서 스캔해요.</w:t>
+      </w:r>
+    </w:p>
+    <w:p>
+      <w:pPr>
+        <w:pStyle w:val="BodyText"/>
+      </w:pPr>
+      <w:r>
+        <w:t xml:space="preserve">이리나: 지금 화면에 뭐가 보여요?</w:t>
       </w:r>
     </w:p>
     <w:p>
@@ -4788,95 +4788,95 @@
         <w:pStyle w:val="BodyText"/>
       </w:pPr>
       <w:r>
-        <w:t xml:space="preserve">키릴: 인쇄하겠죠. 스티커를 인쇄했듯이. 홀로그램처럼.</w:t>
-      </w:r>
-    </w:p>
-    <w:p>
-      <w:pPr>
-        <w:pStyle w:val="BodyText"/>
-      </w:pPr>
-      <w:r>
-        <w:t xml:space="preserve">예고르: 그러라죠. 두 번째 테스트. 오늘 크슈샤가 쓴 주사기의 코드를 복사해요. 프린터로 인쇄해서. 스캔.</w:t>
-      </w:r>
-    </w:p>
-    <w:p>
-      <w:pPr>
-        <w:pStyle w:val="BodyText"/>
-      </w:pPr>
-      <w:r>
-        <w:t xml:space="preserve">올가: 그래서?</w:t>
-      </w:r>
-    </w:p>
-    <w:p>
-      <w:pPr>
-        <w:pStyle w:val="BodyText"/>
-      </w:pPr>
-      <w:r>
-        <w:t xml:space="preserve">예고르: 빨간 화면. 「이미 사용된 코드. 3월 3일 14시 2분, 「에스테티카」 노보슬로보드스카야 클리닉. 위조 가능성. 상담선에 전화하세요」. 그리고 신호가 이미 조야 화면에 갔어요, 전화 없이.</w:t>
-      </w:r>
-    </w:p>
-    <w:p>
-      <w:pPr>
-        <w:pStyle w:val="BodyText"/>
-      </w:pPr>
-      <w:r>
-        <w:t xml:space="preserve">이리나: 번호는 훔칠 수 있어요. 하지만 쓰는 건 — 한 번뿐이에요.</w:t>
-      </w:r>
-    </w:p>
-    <w:p>
-      <w:pPr>
-        <w:pStyle w:val="BodyText"/>
-      </w:pPr>
-      <w:r>
-        <w:t xml:space="preserve">올가: 20년 동안 종이를 지켰어요. 그런데 지켜야 했던 건 시간이었네요. 먼저 온 게 진짜예요.</w:t>
-      </w:r>
-    </w:p>
-    <w:p>
-      <w:pPr>
-        <w:pStyle w:val="BodyText"/>
-      </w:pPr>
-      <w:r>
-        <w:t xml:space="preserve">조야: 알렉세이 니콜라예비치, 죄송해요. 상담선에 신호가 왔어요. 테스트 아니고, 진짜예요.</w:t>
-      </w:r>
-    </w:p>
-    <w:p>
-      <w:pPr>
-        <w:pStyle w:val="BodyText"/>
-      </w:pPr>
-      <w:r>
-        <w:t xml:space="preserve">알렉세이: 뭔데요?</w:t>
-      </w:r>
-    </w:p>
-    <w:p>
-      <w:pPr>
-        <w:pStyle w:val="BodyText"/>
-      </w:pPr>
-      <w:r>
-        <w:t xml:space="preserve">조야: 사마라. 클리닉. 의사가 주사기를 스캔했어요. 화면이 노란색이에요. 빨강 말고, 노랑.</w:t>
-      </w:r>
-    </w:p>
-    <w:p>
-      <w:pPr>
-        <w:pStyle w:val="BodyText"/>
-      </w:pPr>
-      <w:r>
-        <w:t xml:space="preserve">예고르: 노랑은 — 「정품이지만 도착국이 다르다」예요.</w:t>
-      </w:r>
-    </w:p>
-    <w:p>
-      <w:pPr>
-        <w:pStyle w:val="BodyText"/>
-      </w:pPr>
-      <w:r>
-        <w:t xml:space="preserve">조야: 이렇게 쓰여 있어요: 「정품. 도착국 — 폴란드. 러시아용 아님」.</w:t>
-      </w:r>
-    </w:p>
-    <w:p>
-      <w:pPr>
-        <w:pStyle w:val="BodyText"/>
-      </w:pPr>
-      <w:r>
-        <w:t xml:space="preserve">올가: 폴란드. 토마시.</w:t>
+        <w:t xml:space="preserve">키릴: 하지만 스티커랑 홀로그램을 인쇄했듯이 코드도 인쇄하겠죠.</w:t>
+      </w:r>
+    </w:p>
+    <w:p>
+      <w:pPr>
+        <w:pStyle w:val="BodyText"/>
+      </w:pPr>
+      <w:r>
+        <w:t xml:space="preserve">예고르: 인쇄하라죠. 두 번째 테스트: 오늘 크슈샤가 쓴 주사기의 코드를 복사해서 프린터로 인쇄하고 스캔해요.</w:t>
+      </w:r>
+    </w:p>
+    <w:p>
+      <w:pPr>
+        <w:pStyle w:val="BodyText"/>
+      </w:pPr>
+      <w:r>
+        <w:t xml:space="preserve">올가: 이번엔 어떻게 됐어요?</w:t>
+      </w:r>
+    </w:p>
+    <w:p>
+      <w:pPr>
+        <w:pStyle w:val="BodyText"/>
+      </w:pPr>
+      <w:r>
+        <w:t xml:space="preserve">예고르: 빨간 화면이요: 「이미 사용된 코드. 3월 3일 14시 2분, 「에스테티카」 노보슬로보드스카야 클리닉. 위조 가능성. 상담선에 전화하세요」. 그리고 아무도 아무것도 안 눌렀는데 신호가 벌써 조야 화면에 갔어요, 전화도 없이.</w:t>
+      </w:r>
+    </w:p>
+    <w:p>
+      <w:pPr>
+        <w:pStyle w:val="BodyText"/>
+      </w:pPr>
+      <w:r>
+        <w:t xml:space="preserve">이리나: 번호는 훔칠 수 있어도 쓰는 건 한 번뿐이에요.</w:t>
+      </w:r>
+    </w:p>
+    <w:p>
+      <w:pPr>
+        <w:pStyle w:val="BodyText"/>
+      </w:pPr>
+      <w:r>
+        <w:t xml:space="preserve">올가: 20년 동안 종이를 지켰는데, 알고 보니 지켜야 했던 건 시간이었네요. 먼저 온 게 진짜예요.</w:t>
+      </w:r>
+    </w:p>
+    <w:p>
+      <w:pPr>
+        <w:pStyle w:val="BodyText"/>
+      </w:pPr>
+      <w:r>
+        <w:t xml:space="preserve">조야: 알렉세이 니콜라예비치, 죄송해요, 상담선에 신호가 왔어요. 테스트가 아니라 진짜 신호예요.</w:t>
+      </w:r>
+    </w:p>
+    <w:p>
+      <w:pPr>
+        <w:pStyle w:val="BodyText"/>
+      </w:pPr>
+      <w:r>
+        <w:t xml:space="preserve">알렉세이: 무슨 일이에요, 조야?</w:t>
+      </w:r>
+    </w:p>
+    <w:p>
+      <w:pPr>
+        <w:pStyle w:val="BodyText"/>
+      </w:pPr>
+      <w:r>
+        <w:t xml:space="preserve">조야: 사마라 클리닉이에요. 의사가 주사기를 스캔했는데 화면이 노란색이에요. 빨강이 아니라 노랑이요.</w:t>
+      </w:r>
+    </w:p>
+    <w:p>
+      <w:pPr>
+        <w:pStyle w:val="BodyText"/>
+      </w:pPr>
+      <w:r>
+        <w:t xml:space="preserve">예고르: 노랑은 「정품이지만 도착국이 다르다」는 뜻이에요.</w:t>
+      </w:r>
+    </w:p>
+    <w:p>
+      <w:pPr>
+        <w:pStyle w:val="BodyText"/>
+      </w:pPr>
+      <w:r>
+        <w:t xml:space="preserve">조야: 네, 이렇게 쓰여 있어요: 「정품. 도착국 — 폴란드. 러시아용 아님」.</w:t>
+      </w:r>
+    </w:p>
+    <w:p>
+      <w:pPr>
+        <w:pStyle w:val="BodyText"/>
+      </w:pPr>
+      <w:r>
+        <w:t xml:space="preserve">올가: 폴란드… 그럼 또 토마시네요.</w:t>
       </w:r>
     </w:p>
     <w:p>
@@ -4900,63 +4900,63 @@
         <w:pStyle w:val="BodyText"/>
       </w:pPr>
       <w:r>
-        <w:t xml:space="preserve">조야: 사마라 유통업체에서 샀대요. 30퍼센트 할인, 계약서 없이, 어떤 회사 명의 청구서로. 이제 놓아도 되는지 모르겠대요. 환자가 복도에서 기다리고 있어요.</w:t>
-      </w:r>
-    </w:p>
-    <w:p>
-      <w:pPr>
-        <w:pStyle w:val="BodyText"/>
-      </w:pPr>
-      <w:r>
-        <w:t xml:space="preserve">알렉세이: 놓지 말라고 해요. 젤이 나빠서가 아니에요. 어떻게 운반됐는지, 겨울에 어디 있었는지 모르니까요. 서류로 돈을 돌려받게 도와준다고 해요.</w:t>
-      </w:r>
-    </w:p>
-    <w:p>
-      <w:pPr>
-        <w:pStyle w:val="BodyText"/>
-      </w:pPr>
-      <w:r>
-        <w:t xml:space="preserve">조야: 환자한테는 뭐라고 하냐고 물어요.</w:t>
-      </w:r>
-    </w:p>
-    <w:p>
-      <w:pPr>
-        <w:pStyle w:val="BodyText"/>
-      </w:pPr>
-      <w:r>
-        <w:t xml:space="preserve">이리나: 사실대로. 시술은 하루 미뤄요. 우리 택배가 내일 아침 우리 주사기를 가져다줄 거예요.</w:t>
-      </w:r>
-    </w:p>
-    <w:p>
-      <w:pPr>
-        <w:pStyle w:val="BodyText"/>
-      </w:pPr>
-      <w:r>
-        <w:t xml:space="preserve">알렉세이: 도윤? 응, 그쪽은 늦었지. 사마라. 폴란드 코드. 오늘. 정 팀장님께 번호 전달해 줘.</w:t>
-      </w:r>
-    </w:p>
-    <w:p>
-      <w:pPr>
-        <w:pStyle w:val="BodyText"/>
-      </w:pPr>
-      <w:r>
-        <w:t xml:space="preserve">도윤: 전달할게. 대표님 아직 사무실에 계셔. 료샤… 너희도, 의사도, 우리도 아니고 처음으로 코드가 찾은 폴란드 상자야. 코드가 혼자서, 3초 만에.</w:t>
-      </w:r>
-    </w:p>
-    <w:p>
-      <w:pPr>
-        <w:pStyle w:val="BodyText"/>
-      </w:pPr>
-      <w:r>
-        <w:t xml:space="preserve">알렉세이: 응. 우리가 아니라. 코드가. 그게 의미야.</w:t>
-      </w:r>
-    </w:p>
-    <w:p>
-      <w:pPr>
-        <w:pStyle w:val="BodyText"/>
-      </w:pPr>
-      <w:r>
-        <w:t xml:space="preserve">도윤: 정 팀장님이 벌써 바르샤바에 쓰고 계셔. 오늘 밤에.</w:t>
+        <w:t xml:space="preserve">조야: 사마라 유통업체에서 30퍼센트 할인으로, 계약서 없이, 어떤 회사 명의 청구서로 샀대요. 이제 놓아도 되는지 모르겠대요. 환자는 복도에서 기다리고 있어요.</w:t>
+      </w:r>
+    </w:p>
+    <w:p>
+      <w:pPr>
+        <w:pStyle w:val="BodyText"/>
+      </w:pPr>
+      <w:r>
+        <w:t xml:space="preserve">알렉세이: 놓지 말라고 해요. 젤이 나빠서가 아니라, 어떻게 운반됐는지, 겨울에 어디 있었는지 모르니까요. 그리고 서류로 돈을 돌려받게 도와준다고 해요.</w:t>
+      </w:r>
+    </w:p>
+    <w:p>
+      <w:pPr>
+        <w:pStyle w:val="BodyText"/>
+      </w:pPr>
+      <w:r>
+        <w:t xml:space="preserve">조야: 환자한테는 뭐라고 해야 하냐고 물어요.</w:t>
+      </w:r>
+    </w:p>
+    <w:p>
+      <w:pPr>
+        <w:pStyle w:val="BodyText"/>
+      </w:pPr>
+      <w:r>
+        <w:t xml:space="preserve">이리나: 사실대로요. 시술은 하루 미루고, 우리 택배가 내일 아침 우리 주사기를 가져다줄 거예요.</w:t>
+      </w:r>
+    </w:p>
+    <w:p>
+      <w:pPr>
+        <w:pStyle w:val="BodyText"/>
+      </w:pPr>
+      <w:r>
+        <w:t xml:space="preserve">알렉세이: 도윤? 응, 그쪽은 벌써 늦은 거 알아. 사마라, 폴란드 코드, 오늘. 정 팀장님께 번호 전달해 줘.</w:t>
+      </w:r>
+    </w:p>
+    <w:p>
+      <w:pPr>
+        <w:pStyle w:val="BodyText"/>
+      </w:pPr>
+      <w:r>
+        <w:t xml:space="preserve">도윤: 전달할게, 대표님 아직 사무실에 계셔. 료샤… 너희도, 의사도, 우리도 아니고 코드가 처음으로 찾은 폴란드 상자야. 코드가 혼자서 3초 만에, 아무 도움 없이.</w:t>
+      </w:r>
+    </w:p>
+    <w:p>
+      <w:pPr>
+        <w:pStyle w:val="BodyText"/>
+      </w:pPr>
+      <w:r>
+        <w:t xml:space="preserve">알렉세이: 응. 우리가 아니라 코드가. 그게 바로 의미야.</w:t>
+      </w:r>
+    </w:p>
+    <w:p>
+      <w:pPr>
+        <w:pStyle w:val="BodyText"/>
+      </w:pPr>
+      <w:r>
+        <w:t xml:space="preserve">도윤: 정 팀장님이 아침까지 기다리지 않고 오늘 밤에 벌써 바르샤바에 편지를 쓰고 계셔.</w:t>
       </w:r>
     </w:p>
     <w:bookmarkEnd w:id="36"/>
@@ -4974,119 +4974,119 @@
         <w:pStyle w:val="FirstParagraph"/>
       </w:pPr>
       <w:r>
-        <w:t xml:space="preserve">이리나: 알렉세이, 다들 코드에 기뻐하는 동안. 2월 숫자예요. 말해야 해요.</w:t>
-      </w:r>
-    </w:p>
-    <w:p>
-      <w:pPr>
-        <w:pStyle w:val="BodyText"/>
-      </w:pPr>
-      <w:r>
-        <w:t xml:space="preserve">알렉세이: 말해요.</w:t>
-      </w:r>
-    </w:p>
-    <w:p>
-      <w:pPr>
-        <w:pStyle w:val="BodyText"/>
-      </w:pPr>
-      <w:r>
-        <w:t xml:space="preserve">이리나: 판매 — 1월 대비 마이너스 22퍼센트. 클리닉 여섯 곳이 떠났어요. 더 싸게 샀어요.</w:t>
-      </w:r>
-    </w:p>
-    <w:p>
-      <w:pPr>
-        <w:pStyle w:val="BodyText"/>
-      </w:pPr>
-      <w:r>
-        <w:t xml:space="preserve">알렉세이: 여섯. 어디요?</w:t>
-      </w:r>
-    </w:p>
-    <w:p>
-      <w:pPr>
-        <w:pStyle w:val="BodyText"/>
-      </w:pPr>
-      <w:r>
-        <w:t xml:space="preserve">디마: 사마라, 크라스노다르, 모스크바주 두 곳. 그리고 툴라 두 곳. 의사들 이름 다 알아요.</w:t>
-      </w:r>
-    </w:p>
-    <w:p>
-      <w:pPr>
-        <w:pStyle w:val="BodyText"/>
-      </w:pPr>
-      <w:r>
-        <w:t xml:space="preserve">이리나: 상담선 간호사 둘 추가. 코드에 320만. 매출 마이너스 22퍼센트. 3월에도 이러면 여름엔 다시 빨간색이에요.</w:t>
-      </w:r>
-    </w:p>
-    <w:p>
-      <w:pPr>
-        <w:pStyle w:val="BodyText"/>
-      </w:pPr>
-      <w:r>
-        <w:t xml:space="preserve">올가: 그러니까 업계에서 제일 정직한 시스템을 만들고 고객을 잃고 있는 거네요.</w:t>
-      </w:r>
-    </w:p>
-    <w:p>
-      <w:pPr>
-        <w:pStyle w:val="BodyText"/>
-      </w:pPr>
-      <w:r>
-        <w:t xml:space="preserve">디마: 말해도 돼요? 다들 생각하는 거.</w:t>
-      </w:r>
-    </w:p>
-    <w:p>
-      <w:pPr>
-        <w:pStyle w:val="BodyText"/>
-      </w:pPr>
-      <w:r>
-        <w:t xml:space="preserve">알렉세이: 말해요, 디마.</w:t>
-      </w:r>
-    </w:p>
-    <w:p>
-      <w:pPr>
-        <w:pStyle w:val="BodyText"/>
-      </w:pPr>
-      <w:r>
-        <w:t xml:space="preserve">디마: 우린 지고 있어요. 가격에서 — 지고 있어요. 의사들이 그래요: 「코드 — 예쁘네요. 하지만 나한텐 임대료가 있어요」.</w:t>
-      </w:r>
-    </w:p>
-    <w:p>
-      <w:pPr>
-        <w:pStyle w:val="BodyText"/>
-      </w:pPr>
-      <w:r>
-        <w:t xml:space="preserve">키릴: 제 쪽도요. 두 명이 그랬어요: 「싸지면 돌아갈게요」.</w:t>
-      </w:r>
-    </w:p>
-    <w:p>
-      <w:pPr>
-        <w:pStyle w:val="BodyText"/>
-      </w:pPr>
-      <w:r>
-        <w:t xml:space="preserve">이리나: 우린 싸지지 않아요. 원가가 허락 안 해요. 계산했어요.</w:t>
-      </w:r>
-    </w:p>
-    <w:p>
-      <w:pPr>
-        <w:pStyle w:val="BodyText"/>
-      </w:pPr>
-      <w:r>
-        <w:t xml:space="preserve">알렉세이: 우린 가격에서 지고 있어요. 코드에서가 아니라.</w:t>
-      </w:r>
-    </w:p>
-    <w:p>
-      <w:pPr>
-        <w:pStyle w:val="BodyText"/>
-      </w:pPr>
-      <w:r>
-        <w:t xml:space="preserve">올가: 알렉세이, 클리닉은 코드로 돈을 안 내요. 루블로 내죠.</w:t>
-      </w:r>
-    </w:p>
-    <w:p>
-      <w:pPr>
-        <w:pStyle w:val="BodyText"/>
-      </w:pPr>
-      <w:r>
-        <w:t xml:space="preserve">알렉세이: 알아요. 내일 9시 — 모두. 정직이 얼마인지 얘기해요. 그리고 누가 그 값을 내는지.</w:t>
+        <w:t xml:space="preserve">이리나: 알렉세이, 다들 코드에 기뻐하는 동안 2월 숫자를 말씀드려야 해요.</w:t>
+      </w:r>
+    </w:p>
+    <w:p>
+      <w:pPr>
+        <w:pStyle w:val="BodyText"/>
+      </w:pPr>
+      <w:r>
+        <w:t xml:space="preserve">알렉세이: 말해요, 이리나. 잘 듣고 있어요.</w:t>
+      </w:r>
+    </w:p>
+    <w:p>
+      <w:pPr>
+        <w:pStyle w:val="BodyText"/>
+      </w:pPr>
+      <w:r>
+        <w:t xml:space="preserve">이리나: 판매가 1월 대비 22퍼센트 떨어졌어요. 클리닉 여섯 곳이 더 싸게 사서 떠났어요.</w:t>
+      </w:r>
+    </w:p>
+    <w:p>
+      <w:pPr>
+        <w:pStyle w:val="BodyText"/>
+      </w:pPr>
+      <w:r>
+        <w:t xml:space="preserve">알렉세이: 여섯 곳이요? 정확히 어디예요?</w:t>
+      </w:r>
+    </w:p>
+    <w:p>
+      <w:pPr>
+        <w:pStyle w:val="BodyText"/>
+      </w:pPr>
+      <w:r>
+        <w:t xml:space="preserve">디마: 사마라, 크라스노다르, 모스크바주 두 곳, 그리고 툴라 두 곳이요. 그 의사들 이름 다 알아요.</w:t>
+      </w:r>
+    </w:p>
+    <w:p>
+      <w:pPr>
+        <w:pStyle w:val="BodyText"/>
+      </w:pPr>
+      <w:r>
+        <w:t xml:space="preserve">이리나: 상담선 간호사 둘 추가, 코드에 320만, 그리고 매출 마이너스 22퍼센트. 3월에도 이러면 여름엔 다시 적자가 되고, 그럼 비용을 잘라야 해요.</w:t>
+      </w:r>
+    </w:p>
+    <w:p>
+      <w:pPr>
+        <w:pStyle w:val="BodyText"/>
+      </w:pPr>
+      <w:r>
+        <w:t xml:space="preserve">올가: 그러니까 업계에서 제일 정직한 시스템을 만들고 동시에 고객을 잃고 있는 거네요.</w:t>
+      </w:r>
+    </w:p>
+    <w:p>
+      <w:pPr>
+        <w:pStyle w:val="BodyText"/>
+      </w:pPr>
+      <w:r>
+        <w:t xml:space="preserve">디마: 다들 생각하는 걸 소리 내서 말해도 돼요?</w:t>
+      </w:r>
+    </w:p>
+    <w:p>
+      <w:pPr>
+        <w:pStyle w:val="BodyText"/>
+      </w:pPr>
+      <w:r>
+        <w:t xml:space="preserve">알렉세이: 물론이죠, 디마, 말해요.</w:t>
+      </w:r>
+    </w:p>
+    <w:p>
+      <w:pPr>
+        <w:pStyle w:val="BodyText"/>
+      </w:pPr>
+      <w:r>
+        <w:t xml:space="preserve">디마: 우린 지고 있어요. 가격에서 지고 있고, 그게 전화 한 통 한 통에서 보여요. 클리닉을 다 돌았는데 어디서나 같은 말을 들어요. 의사들이 그래요: 「코드 — 예쁘네요. 하지만 나한텐 임대료가 있어요」.</w:t>
+      </w:r>
+    </w:p>
+    <w:p>
+      <w:pPr>
+        <w:pStyle w:val="BodyText"/>
+      </w:pPr>
+      <w:r>
+        <w:t xml:space="preserve">키릴: 제 의사들도 똑같아요. 두 명이 그랬어요: 「싸지면 돌아갈게요」.</w:t>
+      </w:r>
+    </w:p>
+    <w:p>
+      <w:pPr>
+        <w:pStyle w:val="BodyText"/>
+      </w:pPr>
+      <w:r>
+        <w:t xml:space="preserve">이리나: 원가가 허락 안 하니까 우린 싸지지 않아요. 다 계산했어요.</w:t>
+      </w:r>
+    </w:p>
+    <w:p>
+      <w:pPr>
+        <w:pStyle w:val="BodyText"/>
+      </w:pPr>
+      <w:r>
+        <w:t xml:space="preserve">알렉세이: 우린 가격에서 지고 있지만, 코드에서 지는 건 아니에요.</w:t>
+      </w:r>
+    </w:p>
+    <w:p>
+      <w:pPr>
+        <w:pStyle w:val="BodyText"/>
+      </w:pPr>
+      <w:r>
+        <w:t xml:space="preserve">올가: 알렉세이, 클리닉은 코드가 아니라 루블로 돈을 내요.</w:t>
+      </w:r>
+    </w:p>
+    <w:p>
+      <w:pPr>
+        <w:pStyle w:val="BodyText"/>
+      </w:pPr>
+      <w:r>
+        <w:t xml:space="preserve">알렉세이: 알아요. 내일 9시에 모두 모여요. 정직이 얼마인지, 그리고 누가 그 값을 내는지 얘기해요.</w:t>
       </w:r>
     </w:p>
     <w:bookmarkEnd w:id="37"/>
